--- a/Excel/memoria.docx
+++ b/Excel/memoria.docx
@@ -300,27 +300,7 @@
                                     <w:sz w:val="28"/>
                                     <w:szCs w:val="28"/>
                                   </w:rPr>
-                                  <w:t>Javier Rodríguez</w:t>
-                                </w:r>
-                                <w:r>
-                                  <w:rPr>
-                                    <w:i/>
-                                    <w:iCs/>
-                                    <w:color w:val="156082" w:themeColor="accent1"/>
-                                    <w:sz w:val="28"/>
-                                    <w:szCs w:val="28"/>
-                                  </w:rPr>
-                                  <w:t xml:space="preserve"> Zamora</w:t>
-                                </w:r>
-                                <w:r>
-                                  <w:rPr>
-                                    <w:i/>
-                                    <w:iCs/>
-                                    <w:color w:val="156082" w:themeColor="accent1"/>
-                                    <w:sz w:val="28"/>
-                                    <w:szCs w:val="28"/>
-                                  </w:rPr>
-                                  <w:t xml:space="preserve"> (100571415)</w:t>
+                                  <w:t>Pedro Guillermo Rodríguez Menicucci (100573739)</w:t>
                                 </w:r>
                               </w:p>
                               <w:p>
@@ -343,7 +323,27 @@
                                     <w:sz w:val="28"/>
                                     <w:szCs w:val="28"/>
                                   </w:rPr>
-                                  <w:t>Pedro Guillermo Rodríguez Menicucci (100573739)</w:t>
+                                  <w:t>Javier Rodríguez</w:t>
+                                </w:r>
+                                <w:r>
+                                  <w:rPr>
+                                    <w:i/>
+                                    <w:iCs/>
+                                    <w:color w:val="156082" w:themeColor="accent1"/>
+                                    <w:sz w:val="28"/>
+                                    <w:szCs w:val="28"/>
+                                  </w:rPr>
+                                  <w:t xml:space="preserve"> Zamora</w:t>
+                                </w:r>
+                                <w:r>
+                                  <w:rPr>
+                                    <w:i/>
+                                    <w:iCs/>
+                                    <w:color w:val="156082" w:themeColor="accent1"/>
+                                    <w:sz w:val="28"/>
+                                    <w:szCs w:val="28"/>
+                                  </w:rPr>
+                                  <w:t xml:space="preserve"> (100571415)</w:t>
                                 </w:r>
                               </w:p>
                               <w:p>
@@ -613,27 +613,7 @@
                               <w:sz w:val="28"/>
                               <w:szCs w:val="28"/>
                             </w:rPr>
-                            <w:t>Javier Rodríguez</w:t>
-                          </w:r>
-                          <w:r>
-                            <w:rPr>
-                              <w:i/>
-                              <w:iCs/>
-                              <w:color w:val="156082" w:themeColor="accent1"/>
-                              <w:sz w:val="28"/>
-                              <w:szCs w:val="28"/>
-                            </w:rPr>
-                            <w:t xml:space="preserve"> Zamora</w:t>
-                          </w:r>
-                          <w:r>
-                            <w:rPr>
-                              <w:i/>
-                              <w:iCs/>
-                              <w:color w:val="156082" w:themeColor="accent1"/>
-                              <w:sz w:val="28"/>
-                              <w:szCs w:val="28"/>
-                            </w:rPr>
-                            <w:t xml:space="preserve"> (100571415)</w:t>
+                            <w:t>Pedro Guillermo Rodríguez Menicucci (100573739)</w:t>
                           </w:r>
                         </w:p>
                         <w:p>
@@ -656,7 +636,27 @@
                               <w:sz w:val="28"/>
                               <w:szCs w:val="28"/>
                             </w:rPr>
-                            <w:t>Pedro Guillermo Rodríguez Menicucci (100573739)</w:t>
+                            <w:t>Javier Rodríguez</w:t>
+                          </w:r>
+                          <w:r>
+                            <w:rPr>
+                              <w:i/>
+                              <w:iCs/>
+                              <w:color w:val="156082" w:themeColor="accent1"/>
+                              <w:sz w:val="28"/>
+                              <w:szCs w:val="28"/>
+                            </w:rPr>
+                            <w:t xml:space="preserve"> Zamora</w:t>
+                          </w:r>
+                          <w:r>
+                            <w:rPr>
+                              <w:i/>
+                              <w:iCs/>
+                              <w:color w:val="156082" w:themeColor="accent1"/>
+                              <w:sz w:val="28"/>
+                              <w:szCs w:val="28"/>
+                            </w:rPr>
+                            <w:t xml:space="preserve"> (100571415)</w:t>
                           </w:r>
                         </w:p>
                         <w:p>
@@ -871,21 +871,12 @@
       <w:r>
         <w:t xml:space="preserve"> que se nos proporcionan. El valor presente del bono es la suma de todos estos flujos descontados al presente. Este cálculo es la lógica usada en el método </w:t>
       </w:r>
-      <w:proofErr w:type="gramStart"/>
       <w:r>
         <w:rPr>
           <w:i/>
           <w:iCs/>
         </w:rPr>
-        <w:t>Price(</w:t>
-      </w:r>
-      <w:proofErr w:type="gramEnd"/>
-      <w:r>
-        <w:rPr>
-          <w:i/>
-          <w:iCs/>
-        </w:rPr>
-        <w:t xml:space="preserve">) </w:t>
+        <w:t xml:space="preserve">Price() </w:t>
       </w:r>
       <w:r>
         <w:t xml:space="preserve">de la clase </w:t>
@@ -932,15 +923,7 @@
         <w:t>Raphson:</w:t>
       </w:r>
       <w:r>
-        <w:t xml:space="preserve"> una vez sabemos el precio teórico del bono, calculamos la TIR </w:t>
-      </w:r>
-      <w:proofErr w:type="gramStart"/>
-      <w:r>
-        <w:t>del mismo</w:t>
-      </w:r>
-      <w:proofErr w:type="gramEnd"/>
-      <w:r>
-        <w:t xml:space="preserve"> usando el método de Newton-Raphson. Usando este método, replicamos sus iteraciones manualmente en la hoja de cálculo, la cual convergió tras cuatro iteraciones dándonos la TIR del bono. Estos cálculos son la base para </w:t>
+        <w:t xml:space="preserve"> una vez sabemos el precio teórico del bono, calculamos la TIR del mismo usando el método de Newton-Raphson. Usando este método, replicamos sus iteraciones manualmente en la hoja de cálculo, la cual convergió tras cuatro iteraciones dándonos la TIR del bono. Estos cálculos son la base para </w:t>
       </w:r>
       <w:proofErr w:type="spellStart"/>
       <w:r>
@@ -951,7 +934,6 @@
         <w:t xml:space="preserve"> implementación de </w:t>
       </w:r>
       <w:proofErr w:type="spellStart"/>
-      <w:proofErr w:type="gramStart"/>
       <w:r>
         <w:rPr>
           <w:i/>
@@ -968,7 +950,6 @@
         <w:t>::</w:t>
       </w:r>
       <w:proofErr w:type="spellStart"/>
-      <w:proofErr w:type="gramEnd"/>
       <w:r>
         <w:rPr>
           <w:i/>
@@ -1035,26 +1016,14 @@
       </w:r>
       <w:proofErr w:type="spellEnd"/>
       <w:r>
-        <w:t xml:space="preserve"> que se nos proporcionan. Por otro lado, el valor de la pata flotante se obtiene calculando primero </w:t>
-      </w:r>
-      <w:proofErr w:type="gramStart"/>
-      <w:r>
-        <w:t xml:space="preserve">los </w:t>
+        <w:t xml:space="preserve"> que se nos proporcionan. Por otro lado, el valor de la pata flotante se obtiene calculando primero los </w:t>
       </w:r>
       <w:r>
         <w:rPr>
           <w:i/>
           <w:iCs/>
         </w:rPr>
-        <w:t>forward</w:t>
-      </w:r>
-      <w:proofErr w:type="gramEnd"/>
-      <w:r>
-        <w:rPr>
-          <w:i/>
-          <w:iCs/>
-        </w:rPr>
-        <w:t xml:space="preserve"> </w:t>
+        <w:t xml:space="preserve">forward </w:t>
       </w:r>
       <w:proofErr w:type="spellStart"/>
       <w:r>
@@ -1321,7 +1290,7 @@
     </w:p>
     <w:p>
       <w:pPr>
-        <w:pStyle w:val="Plano"/>
+        <w:pStyle w:val="texto"/>
       </w:pPr>
       <w:r>
         <w:t>A continuación, explicaremos la estructura de ficheros que hemos seguido para la organización de la práctica</w:t>
@@ -1343,7 +1312,7 @@
     </w:p>
     <w:p>
       <w:pPr>
-        <w:pStyle w:val="Plano"/>
+        <w:pStyle w:val="texto"/>
       </w:pPr>
       <w:r>
         <w:t xml:space="preserve">En el directorio </w:t>
@@ -1388,13 +1357,10 @@
         <w:t>Maths</w:t>
       </w:r>
       <w:proofErr w:type="spellEnd"/>
-      <w:r>
-        <w:t xml:space="preserve"> (Nivel 0)</w:t>
-      </w:r>
-    </w:p>
-    <w:p>
-      <w:pPr>
-        <w:pStyle w:val="Plano"/>
+    </w:p>
+    <w:p>
+      <w:pPr>
+        <w:pStyle w:val="texto"/>
       </w:pPr>
       <w:r>
         <w:t>Esta clase c</w:t>
@@ -1540,7 +1506,7 @@
     </w:p>
     <w:p>
       <w:pPr>
-        <w:pStyle w:val="Plano"/>
+        <w:pStyle w:val="texto"/>
       </w:pPr>
       <w:r>
         <w:t xml:space="preserve">Los </w:t>
@@ -1744,15 +1710,7 @@
         <w:t>amos</w:t>
       </w:r>
       <w:r>
-        <w:t xml:space="preserve"> a empezar a buscar justo en el vértice, donde la pendiente es totalmente plana. </w:t>
-      </w:r>
-      <w:proofErr w:type="gramStart"/>
-      <w:r>
-        <w:t>El test</w:t>
-      </w:r>
-      <w:proofErr w:type="gramEnd"/>
-      <w:r>
-        <w:t xml:space="preserve"> confirma que el código detecta la trampa y aborta el cálculo de forma segura en lugar de romper la ejecución.</w:t>
+        <w:t xml:space="preserve"> a empezar a buscar justo en el vértice, donde la pendiente es totalmente plana. El test confirma que el código detecta la trampa y aborta el cálculo de forma segura en lugar de romper la ejecución.</w:t>
       </w:r>
     </w:p>
     <w:p>
@@ -1784,15 +1742,7 @@
         <w:t>.</w:t>
       </w:r>
       <w:r>
-        <w:t xml:space="preserve"> Como se pide en la práctica, hacemos </w:t>
-      </w:r>
-      <w:proofErr w:type="gramStart"/>
-      <w:r>
-        <w:t>el test</w:t>
-      </w:r>
-      <w:proofErr w:type="gramEnd"/>
-      <w:r>
-        <w:t xml:space="preserve"> que compara nuestro Newton-Raphson con el que tiene </w:t>
+        <w:t xml:space="preserve"> Como se pide en la práctica, hacemos el test que compara nuestro Newton-Raphson con el que tiene </w:t>
       </w:r>
       <w:proofErr w:type="spellStart"/>
       <w:r>
@@ -1858,12 +1808,12 @@
         <w:pStyle w:val="Ttulo3"/>
       </w:pPr>
       <w:r>
-        <w:t>Date (Nivel 0)</w:t>
-      </w:r>
-    </w:p>
-    <w:p>
-      <w:pPr>
-        <w:pStyle w:val="Plano"/>
+        <w:t>Date</w:t>
+      </w:r>
+    </w:p>
+    <w:p>
+      <w:pPr>
+        <w:pStyle w:val="texto"/>
         <w:rPr>
           <w:i/>
           <w:iCs/>
@@ -1881,7 +1831,6 @@
         <w:t xml:space="preserve"> como </w:t>
       </w:r>
       <w:proofErr w:type="spellStart"/>
-      <w:proofErr w:type="gramStart"/>
       <w:r>
         <w:rPr>
           <w:i/>
@@ -1911,31 +1860,15 @@
           <w:i/>
           <w:iCs/>
         </w:rPr>
-        <w:t>::</w:t>
-      </w:r>
-      <w:proofErr w:type="gramEnd"/>
-      <w:r>
-        <w:rPr>
-          <w:i/>
-          <w:iCs/>
-        </w:rPr>
-        <w:t>date</w:t>
-      </w:r>
-      <w:r>
-        <w:t xml:space="preserve">. La codificación de este módulo viene casi al </w:t>
-      </w:r>
-      <w:proofErr w:type="gramStart"/>
-      <w:r>
-        <w:t>completo lista</w:t>
-      </w:r>
-      <w:proofErr w:type="gramEnd"/>
-      <w:r>
-        <w:t xml:space="preserve"> para usarse en la guía de la asignatura, por lo que su implementación ha sido muy sencilla.</w:t>
-      </w:r>
-    </w:p>
-    <w:p>
-      <w:pPr>
-        <w:pStyle w:val="Plano"/>
+        <w:t>::date</w:t>
+      </w:r>
+      <w:r>
+        <w:t>. La codificación de este módulo viene casi al completo lista para usarse en la guía de la asignatura, por lo que su implementación ha sido muy sencilla.</w:t>
+      </w:r>
+    </w:p>
+    <w:p>
+      <w:pPr>
+        <w:pStyle w:val="texto"/>
       </w:pPr>
       <w:r>
         <w:t>Gracias a este módulo podemos usar las diferentes convenciones a la hora de trabajar con fechas en la valoración de activos financieros. En nuestro caso usaremos Actual_360.</w:t>
@@ -1943,7 +1876,7 @@
     </w:p>
     <w:p>
       <w:pPr>
-        <w:pStyle w:val="Plano"/>
+        <w:pStyle w:val="texto"/>
       </w:pPr>
       <w:r>
         <w:t xml:space="preserve">Los </w:t>
@@ -2031,30 +1964,10 @@
           <w:b/>
           <w:bCs/>
         </w:rPr>
-        <w:t>Casos Límite (Bisiestos y Fin de Mes</w:t>
-      </w:r>
-      <w:proofErr w:type="gramStart"/>
-      <w:r>
-        <w:rPr>
-          <w:b/>
-          <w:bCs/>
-        </w:rPr>
-        <w:t>):</w:t>
-      </w:r>
-      <w:r>
-        <w:t>.</w:t>
-      </w:r>
-      <w:proofErr w:type="gramEnd"/>
-      <w:r>
-        <w:t xml:space="preserve"> </w:t>
-      </w:r>
-      <w:proofErr w:type="gramStart"/>
-      <w:r>
-        <w:t>El test</w:t>
-      </w:r>
-      <w:proofErr w:type="gramEnd"/>
-      <w:r>
-        <w:t xml:space="preserve"> verifica que la regla </w:t>
+        <w:t>Casos Límite (Bisiestos y Fin de Mes):</w:t>
+      </w:r>
+      <w:r>
+        <w:t xml:space="preserve">. El test verifica que la regla </w:t>
       </w:r>
       <w:r>
         <w:rPr>
@@ -2173,7 +2086,7 @@
     </w:p>
     <w:p>
       <w:pPr>
-        <w:pStyle w:val="Plano"/>
+        <w:pStyle w:val="texto"/>
       </w:pPr>
       <w:r>
         <w:t>Y si los ejecutamos, vemos que todos ellos corren perfectamente</w:t>
@@ -2223,93 +2136,328 @@
     </w:p>
     <w:p>
       <w:pPr>
-        <w:pStyle w:val="Plano"/>
+        <w:pStyle w:val="Ttulo3"/>
+      </w:pPr>
+      <w:proofErr w:type="spellStart"/>
+      <w:r>
+        <w:t>ZeroCouponCurve</w:t>
+      </w:r>
+      <w:proofErr w:type="spellEnd"/>
+    </w:p>
+    <w:p>
+      <w:pPr>
+        <w:pStyle w:val="texto"/>
+      </w:pPr>
+      <w:r>
+        <w:t>C</w:t>
+      </w:r>
+      <w:r>
+        <w:t xml:space="preserve">ontiene la implementación de una curva de tipos cero cupón continuamente compuestos. La clase permite inicializarse a partir de vectores predefinidos o construirse dinámicamente añadiendo pilares uno a uno. </w:t>
+      </w:r>
+      <w:r>
+        <w:t>Proporciona</w:t>
+      </w:r>
+      <w:r>
+        <w:t xml:space="preserve"> la tasa cero para cualquier instante de tiempo mediante interpolación lineal (y extrapolación plana en los extremos). A partir de estas tasas, </w:t>
+      </w:r>
+      <w:r>
+        <w:t xml:space="preserve">también podemos </w:t>
+      </w:r>
+      <w:r>
+        <w:t>calcular el factor de descuento en un instante dado y los tipos forward (tanto en capitalización continua como simple).</w:t>
+      </w:r>
+    </w:p>
+    <w:p>
+      <w:pPr>
+        <w:pStyle w:val="texto"/>
+      </w:pPr>
+      <w:r>
+        <w:t xml:space="preserve">Los </w:t>
+      </w:r>
+      <w:proofErr w:type="spellStart"/>
+      <w:r>
+        <w:t>tests</w:t>
+      </w:r>
+      <w:proofErr w:type="spellEnd"/>
+      <w:r>
+        <w:t xml:space="preserve"> hacen lo siguiente:</w:t>
+      </w:r>
+    </w:p>
+    <w:p>
+      <w:pPr>
+        <w:pStyle w:val="texto"/>
+        <w:numPr>
+          <w:ilvl w:val="0"/>
+          <w:numId w:val="14"/>
+        </w:numPr>
+        <w:ind w:left="1276"/>
       </w:pPr>
       <w:r>
         <w:rPr>
-          <w:highlight w:val="yellow"/>
+          <w:b/>
+          <w:bCs/>
         </w:rPr>
-        <w:t>(Esto de momento creo que no se está usando, peor bueno…)</w:t>
-      </w:r>
-    </w:p>
-    <w:p>
-      <w:pPr>
-        <w:pStyle w:val="Plano"/>
-      </w:pPr>
-    </w:p>
-    <w:p>
-      <w:pPr>
-        <w:pStyle w:val="Plano"/>
+        <w:t>Inicialización y manejo de excepciones:</w:t>
+      </w:r>
+      <w:r>
+        <w:t xml:space="preserve"> Intentamos construir la curva pasándole vectores de distintos tamaños o completamente vacíos, y pedimos datos a una curva sin inicializar. El objetivo es comprobar que el constructor y los métodos detectan las inconsistencias y lanzan las excepciones correspondientes (</w:t>
+      </w:r>
+      <w:proofErr w:type="spellStart"/>
+      <w:r>
+        <w:t>std</w:t>
+      </w:r>
+      <w:proofErr w:type="spellEnd"/>
+      <w:r>
+        <w:t>::</w:t>
+      </w:r>
+      <w:proofErr w:type="spellStart"/>
+      <w:r>
+        <w:t>invalid_argument</w:t>
+      </w:r>
+      <w:proofErr w:type="spellEnd"/>
+      <w:r>
+        <w:t xml:space="preserve"> y </w:t>
+      </w:r>
+      <w:proofErr w:type="spellStart"/>
+      <w:r>
+        <w:t>std</w:t>
+      </w:r>
+      <w:proofErr w:type="spellEnd"/>
+      <w:r>
+        <w:t>::</w:t>
+      </w:r>
+      <w:proofErr w:type="spellStart"/>
+      <w:r>
+        <w:t>out_of_range</w:t>
+      </w:r>
+      <w:proofErr w:type="spellEnd"/>
+      <w:r>
+        <w:t>) antes de provocar un fallo de memoria.</w:t>
+      </w:r>
+    </w:p>
+    <w:p>
+      <w:pPr>
+        <w:pStyle w:val="texto"/>
+        <w:numPr>
+          <w:ilvl w:val="0"/>
+          <w:numId w:val="14"/>
+        </w:numPr>
+        <w:ind w:left="1276"/>
+      </w:pPr>
+      <w:r>
+        <w:rPr>
+          <w:b/>
+          <w:bCs/>
+        </w:rPr>
+        <w:t>Interpolación y extrapolación:</w:t>
+      </w:r>
+      <w:r>
+        <w:t xml:space="preserve"> Creamos una curva básica y le pedimos la tasa en diferentes escenarios: exactamente en los nodos (pilares conocidos), en puntos intermedios (para validar que la interpolación lineal funciona correctamente) y por fuera de los límites de la curva (para confirmar que aplica la extrapolación plana en los extremos).</w:t>
+      </w:r>
+    </w:p>
+    <w:p>
+      <w:pPr>
+        <w:pStyle w:val="texto"/>
+        <w:numPr>
+          <w:ilvl w:val="0"/>
+          <w:numId w:val="14"/>
+        </w:numPr>
+        <w:ind w:left="1276"/>
+      </w:pPr>
+      <w:r>
+        <w:rPr>
+          <w:b/>
+          <w:bCs/>
+        </w:rPr>
+        <w:lastRenderedPageBreak/>
+        <w:t>Inserción dinámica de pilares:</w:t>
+      </w:r>
+      <w:r>
+        <w:t xml:space="preserve"> Construimos la curva desde cero utilizando la función </w:t>
+      </w:r>
+      <w:proofErr w:type="spellStart"/>
+      <w:r>
+        <w:t>add_pillar</w:t>
+      </w:r>
+      <w:proofErr w:type="spellEnd"/>
+      <w:r>
+        <w:t>. Primero insertamos puntos de forma desordenada en el tiempo, y luego forzamos la actualización de un punto ya existente. El test confirma que el algoritmo ordena correctamente los tiempos de forma interna y sobrescribe el tipo cero si el instante de tiempo ya existía (respetando la tolerancia de margen de error numérico).</w:t>
+      </w:r>
+    </w:p>
+    <w:p>
+      <w:pPr>
+        <w:pStyle w:val="texto"/>
+        <w:numPr>
+          <w:ilvl w:val="0"/>
+          <w:numId w:val="14"/>
+        </w:numPr>
+        <w:ind w:left="1276"/>
+      </w:pPr>
+      <w:r>
+        <w:rPr>
+          <w:b/>
+          <w:bCs/>
+        </w:rPr>
+        <w:t>Factor de descuento:</w:t>
+      </w:r>
+      <w:r>
+        <w:t xml:space="preserve"> Validamos que la matemática financiera pura es correcta, comprobando que la clase aplica bien la fórmula exponencial del descuento sobre una tasa previamente interpolada.</w:t>
+      </w:r>
+    </w:p>
+    <w:p>
+      <w:pPr>
+        <w:pStyle w:val="texto"/>
+        <w:numPr>
+          <w:ilvl w:val="0"/>
+          <w:numId w:val="14"/>
+        </w:numPr>
+        <w:ind w:left="1276"/>
+      </w:pPr>
+      <w:r>
+        <w:rPr>
+          <w:b/>
+          <w:bCs/>
+        </w:rPr>
+        <w:t>Tipos Forward (Continuos y Simples):</w:t>
+      </w:r>
+      <w:r>
+        <w:t xml:space="preserve"> Comprobamos el cálculo de la tasa a plazo. Le pedimos a la clase que calcule el </w:t>
+      </w:r>
+      <w:r>
         <w:rPr>
           <w:i/>
           <w:iCs/>
         </w:rPr>
-      </w:pPr>
-      <w:proofErr w:type="spellStart"/>
-      <w:r>
-        <w:rPr>
-          <w:b/>
-          <w:bCs/>
-          <w:u w:val="single"/>
-        </w:rPr>
-        <w:t>Flows</w:t>
-      </w:r>
-      <w:proofErr w:type="spellEnd"/>
-      <w:r>
-        <w:rPr>
-          <w:b/>
-          <w:bCs/>
-          <w:u w:val="single"/>
-        </w:rPr>
-        <w:t xml:space="preserve"> </w:t>
-      </w:r>
-      <w:r>
-        <w:rPr>
-          <w:b/>
-          <w:bCs/>
-          <w:u w:val="single"/>
-        </w:rPr>
-        <w:sym w:font="Wingdings" w:char="F0E0"/>
-      </w:r>
-      <w:r>
-        <w:t xml:space="preserve"> En este módulo implementamos las secuencias de flujos de caja que son comunes para bonos y swaps. En la clase </w:t>
-      </w:r>
+        <w:t>forward</w:t>
+      </w:r>
+      <w:r>
+        <w:t xml:space="preserve"> continuo entre dos periodos y su posterior conversión a un tipo simple (por defecto, </w:t>
+      </w:r>
+      <w:proofErr w:type="spellStart"/>
+      <w:r>
+        <w:t>semianual</w:t>
+      </w:r>
+      <w:proofErr w:type="spellEnd"/>
+      <w:r>
+        <w:t>). Comparamos el resultado del código con el cálculo analítico manual para asegurar que la fórmula matemática implementada es exacta.</w:t>
+      </w:r>
+    </w:p>
+    <w:p>
+      <w:pPr>
+        <w:pStyle w:val="texto"/>
+      </w:pPr>
+      <w:r>
+        <w:t xml:space="preserve">Si ejecutamos los </w:t>
+      </w:r>
+      <w:proofErr w:type="spellStart"/>
+      <w:r>
+        <w:t>tests</w:t>
+      </w:r>
+      <w:proofErr w:type="spellEnd"/>
+      <w:r>
+        <w:t>, podemos ver que todo funciona:</w:t>
+      </w:r>
+    </w:p>
+    <w:p>
+      <w:pPr>
+        <w:pStyle w:val="Plano"/>
+      </w:pPr>
+      <w:r>
+        <w:drawing>
+          <wp:inline distT="0" distB="0" distL="0" distR="0" wp14:anchorId="744987C1" wp14:editId="41E27346">
+            <wp:extent cx="5158740" cy="743245"/>
+            <wp:effectExtent l="0" t="0" r="3810" b="0"/>
+            <wp:docPr id="1185767941" name="Imagen 1"/>
+            <wp:cNvGraphicFramePr>
+              <a:graphicFrameLocks xmlns:a="http://schemas.openxmlformats.org/drawingml/2006/main" noChangeAspect="1"/>
+            </wp:cNvGraphicFramePr>
+            <a:graphic xmlns:a="http://schemas.openxmlformats.org/drawingml/2006/main">
+              <a:graphicData uri="http://schemas.openxmlformats.org/drawingml/2006/picture">
+                <pic:pic xmlns:pic="http://schemas.openxmlformats.org/drawingml/2006/picture">
+                  <pic:nvPicPr>
+                    <pic:cNvPr id="1185767941" name=""/>
+                    <pic:cNvPicPr/>
+                  </pic:nvPicPr>
+                  <pic:blipFill>
+                    <a:blip r:embed="rId15"/>
+                    <a:stretch>
+                      <a:fillRect/>
+                    </a:stretch>
+                  </pic:blipFill>
+                  <pic:spPr>
+                    <a:xfrm>
+                      <a:off x="0" y="0"/>
+                      <a:ext cx="5198159" cy="748924"/>
+                    </a:xfrm>
+                    <a:prstGeom prst="rect">
+                      <a:avLst/>
+                    </a:prstGeom>
+                  </pic:spPr>
+                </pic:pic>
+              </a:graphicData>
+            </a:graphic>
+          </wp:inline>
+        </w:drawing>
+      </w:r>
+    </w:p>
+    <w:p>
+      <w:pPr>
+        <w:pStyle w:val="Ttulo3"/>
+      </w:pPr>
       <w:proofErr w:type="spellStart"/>
       <w:r>
         <w:t>CashFlow</w:t>
       </w:r>
       <w:proofErr w:type="spellEnd"/>
-      <w:r>
-        <w:t xml:space="preserve"> recogemos de manera aislada esta serie de flujos de caja de tal manera que, vengan de un swap o de un bono, nos sirva esta implementación. Esta clase tiene como datos miembro privados </w:t>
-      </w:r>
-      <w:proofErr w:type="spellStart"/>
-      <w:r>
+    </w:p>
+    <w:p>
+      <w:pPr>
+        <w:pStyle w:val="texto"/>
         <w:rPr>
           <w:i/>
           <w:iCs/>
         </w:rPr>
+      </w:pPr>
+      <w:r>
+        <w:t xml:space="preserve">En este módulo implementamos las secuencias de flujos de caja que son comunes para bonos y swaps. En la clase </w:t>
+      </w:r>
+      <w:proofErr w:type="spellStart"/>
+      <w:r>
+        <w:t>CashFlow</w:t>
+      </w:r>
+      <w:proofErr w:type="spellEnd"/>
+      <w:r>
+        <w:t xml:space="preserve"> recogemos de manera aislada esta serie de flujos de caja de tal manera que, vengan de un swap o de un bono, nos sirva esta implementación. Esta clase tiene como datos miembro privados </w:t>
+      </w:r>
+      <w:proofErr w:type="spellStart"/>
+      <w:r>
         <w:t>amount</w:t>
       </w:r>
       <w:proofErr w:type="spellEnd"/>
       <w:r>
-        <w:t xml:space="preserve"> (€ del flujo de caja) y </w:t>
-      </w:r>
-      <w:proofErr w:type="spellStart"/>
-      <w:r>
-        <w:rPr>
-          <w:i/>
-          <w:iCs/>
-        </w:rPr>
+        <w:t xml:space="preserve"> (</w:t>
+      </w:r>
+      <w:r>
+        <w:t>unidades</w:t>
+      </w:r>
+      <w:r>
+        <w:t xml:space="preserve"> del flujo de caja) y </w:t>
+      </w:r>
+      <w:proofErr w:type="spellStart"/>
+      <w:r>
         <w:t>yearFraction</w:t>
       </w:r>
       <w:proofErr w:type="spellEnd"/>
       <w:r>
-        <w:t xml:space="preserve"> (para el instante de tiempo en el que se produce ese flujo). </w:t>
-      </w:r>
-    </w:p>
-    <w:p>
-      <w:pPr>
-        <w:pStyle w:val="Plano"/>
+        <w:t xml:space="preserve"> </w:t>
+      </w:r>
+      <w:r>
+        <w:t xml:space="preserve">(para el instante de tiempo en el que se produce ese flujo). </w:t>
+      </w:r>
+    </w:p>
+    <w:p>
+      <w:pPr>
+        <w:pStyle w:val="texto"/>
       </w:pPr>
       <w:r>
         <w:t xml:space="preserve">Para poder acceder a estos datos, implementamos los </w:t>
@@ -2324,28 +2472,16 @@
       </w:r>
       <w:proofErr w:type="spellStart"/>
       <w:r>
-        <w:rPr>
-          <w:i/>
-          <w:iCs/>
-        </w:rPr>
         <w:t>presentValue</w:t>
       </w:r>
       <w:proofErr w:type="spellEnd"/>
       <w:r>
-        <w:t xml:space="preserve">. Este método nos permite trasladar estos flujos de caja al presente </w:t>
-      </w:r>
-      <w:proofErr w:type="gramStart"/>
-      <w:r>
-        <w:t>descontándolos usando</w:t>
-      </w:r>
-      <w:proofErr w:type="gramEnd"/>
-      <w:r>
-        <w:t xml:space="preserve"> el interés continuamente compuesto.</w:t>
-      </w:r>
-    </w:p>
-    <w:p>
-      <w:pPr>
-        <w:pStyle w:val="Plano"/>
+        <w:t>. Este método nos permite trasladar estos flujos de caja al presente descontándolos usando el interés continuamente compuesto.</w:t>
+      </w:r>
+    </w:p>
+    <w:p>
+      <w:pPr>
+        <w:pStyle w:val="texto"/>
       </w:pPr>
       <w:r>
         <w:t xml:space="preserve">Al implementar </w:t>
@@ -2369,346 +2505,1676 @@
     </w:p>
     <w:p>
       <w:pPr>
-        <w:pStyle w:val="Plano"/>
-      </w:pPr>
-    </w:p>
-    <w:p>
-      <w:pPr>
-        <w:pStyle w:val="Plano"/>
-      </w:pPr>
-    </w:p>
-    <w:p>
-      <w:pPr>
-        <w:pStyle w:val="Plano"/>
-      </w:pPr>
-    </w:p>
-    <w:p>
-      <w:pPr>
-        <w:pStyle w:val="Plano"/>
-      </w:pPr>
-    </w:p>
-    <w:p>
-      <w:pPr>
-        <w:pStyle w:val="Plano"/>
-      </w:pPr>
-    </w:p>
-    <w:p>
-      <w:pPr>
-        <w:pStyle w:val="Plano"/>
+        <w:pStyle w:val="texto"/>
+      </w:pPr>
+      <w:r>
+        <w:t xml:space="preserve">Los </w:t>
+      </w:r>
+      <w:proofErr w:type="spellStart"/>
+      <w:r>
+        <w:t>tests</w:t>
+      </w:r>
+      <w:proofErr w:type="spellEnd"/>
+      <w:r>
+        <w:t xml:space="preserve"> que hacemos son los siguientes:</w:t>
+      </w:r>
+    </w:p>
+    <w:p>
+      <w:pPr>
+        <w:pStyle w:val="texto"/>
+        <w:numPr>
+          <w:ilvl w:val="0"/>
+          <w:numId w:val="16"/>
+        </w:numPr>
+        <w:ind w:left="1276"/>
+      </w:pPr>
+      <w:r>
         <w:rPr>
           <w:b/>
           <w:bCs/>
         </w:rPr>
+        <w:t>Inicialización:</w:t>
+      </w:r>
+      <w:r>
+        <w:t xml:space="preserve"> Comprobamos que el constructor guarda correctamente los atributos y que los métodos de acceso (</w:t>
+      </w:r>
+      <w:proofErr w:type="spellStart"/>
+      <w:r>
+        <w:t>getters</w:t>
+      </w:r>
+      <w:proofErr w:type="spellEnd"/>
+      <w:r>
+        <w:t>) devuelven la información sin alterarla.</w:t>
+      </w:r>
+    </w:p>
+    <w:p>
+      <w:pPr>
+        <w:pStyle w:val="texto"/>
+        <w:numPr>
+          <w:ilvl w:val="0"/>
+          <w:numId w:val="16"/>
+        </w:numPr>
+        <w:ind w:left="1276"/>
       </w:pPr>
       <w:r>
         <w:rPr>
           <w:b/>
           <w:bCs/>
         </w:rPr>
-        <w:t>Pruebas y validación:</w:t>
-      </w:r>
-    </w:p>
-    <w:p>
-      <w:pPr>
-        <w:pStyle w:val="Plano"/>
-      </w:pPr>
-      <w:r>
-        <w:t xml:space="preserve">A modo de control interno para la confirmación de que los desarrollos funcionan como deberían, encontramos en cada módulo una serie de </w:t>
-      </w:r>
-      <w:proofErr w:type="spellStart"/>
-      <w:r>
-        <w:t>tests</w:t>
-      </w:r>
-      <w:proofErr w:type="spellEnd"/>
-      <w:r>
-        <w:t xml:space="preserve"> unitarios que se pueden ejecutar una vez hecho el </w:t>
-      </w:r>
-      <w:proofErr w:type="spellStart"/>
-      <w:r>
-        <w:rPr>
-          <w:i/>
-          <w:iCs/>
-        </w:rPr>
-        <w:t>build</w:t>
-      </w:r>
-      <w:proofErr w:type="spellEnd"/>
-      <w:r>
-        <w:rPr>
-          <w:i/>
-          <w:iCs/>
-        </w:rPr>
-        <w:t xml:space="preserve"> </w:t>
-      </w:r>
-      <w:r>
-        <w:t xml:space="preserve">de </w:t>
-      </w:r>
-      <w:proofErr w:type="spellStart"/>
-      <w:r>
-        <w:t>Cmake</w:t>
-      </w:r>
-      <w:proofErr w:type="spellEnd"/>
-      <w:r>
-        <w:t xml:space="preserve"> como archivos ejecutables. A </w:t>
-      </w:r>
-      <w:proofErr w:type="gramStart"/>
-      <w:r>
-        <w:t>continuación</w:t>
-      </w:r>
-      <w:proofErr w:type="gramEnd"/>
-      <w:r>
-        <w:t xml:space="preserve"> se detallan los </w:t>
-      </w:r>
-      <w:proofErr w:type="spellStart"/>
-      <w:r>
-        <w:t>tests</w:t>
-      </w:r>
-      <w:proofErr w:type="spellEnd"/>
-      <w:r>
-        <w:t xml:space="preserve"> unitarios desarrollados para cada módulo:</w:t>
-      </w:r>
-    </w:p>
-    <w:p>
-      <w:pPr>
-        <w:pStyle w:val="Plano"/>
+        <w:t>Valor Presente:</w:t>
+      </w:r>
+      <w:r>
+        <w:t xml:space="preserve"> Evaluamos el método </w:t>
+      </w:r>
+      <w:proofErr w:type="spellStart"/>
+      <w:r>
+        <w:t>presentValue</w:t>
+      </w:r>
+      <w:proofErr w:type="spellEnd"/>
+      <w:r>
+        <w:t xml:space="preserve"> con un cobro a futuro y una tasa de interés estándar, comparando el resultado con el cálculo matemático exacto aplicando capitalización continua.</w:t>
+      </w:r>
+    </w:p>
+    <w:p>
+      <w:pPr>
+        <w:pStyle w:val="texto"/>
+        <w:numPr>
+          <w:ilvl w:val="0"/>
+          <w:numId w:val="16"/>
+        </w:numPr>
+        <w:ind w:left="1276"/>
       </w:pPr>
       <w:r>
         <w:rPr>
           <w:b/>
           <w:bCs/>
-          <w:u w:val="single"/>
         </w:rPr>
-        <w:t xml:space="preserve">Date </w:t>
-      </w:r>
-      <w:r>
-        <w:sym w:font="Wingdings" w:char="F0E0"/>
-      </w:r>
-      <w:r>
-        <w:t xml:space="preserve"> para la validación de este módulo hemos decidido implementar 6 </w:t>
-      </w:r>
-      <w:proofErr w:type="spellStart"/>
-      <w:r>
-        <w:t>tests</w:t>
-      </w:r>
-      <w:proofErr w:type="spellEnd"/>
-      <w:r>
-        <w:t xml:space="preserve"> unitarios que permitan confirmar su funcionamiento óptimo en todas las circunstancias. Son los siguientes:</w:t>
-      </w:r>
-    </w:p>
-    <w:p>
-      <w:pPr>
-        <w:pStyle w:val="Plano"/>
-      </w:pPr>
-      <w:r>
-        <w:rPr>
-          <w:i/>
-          <w:iCs/>
-        </w:rPr>
-        <w:t>test_act360_dias_basico:</w:t>
-      </w:r>
-      <w:r>
-        <w:t xml:space="preserve"> el más bá</w:t>
-      </w:r>
-      <w:r>
-        <w:t>sico, confirma que el módulo es capaz de restar fechas y sacar un entero de esa resta</w:t>
-      </w:r>
-    </w:p>
-    <w:p>
-      <w:pPr>
-        <w:pStyle w:val="Plano"/>
-      </w:pPr>
-      <w:r>
-        <w:rPr>
-          <w:i/>
-          <w:iCs/>
-        </w:rPr>
-        <w:t>test_act360_bisiesto</w:t>
-      </w:r>
-      <w:r>
-        <w:t>: comprobamos que es capaz de detectar años bisiestos y contarlos en el número de días.</w:t>
-      </w:r>
-    </w:p>
-    <w:p>
-      <w:pPr>
-        <w:pStyle w:val="Plano"/>
-      </w:pPr>
-      <w:r>
-        <w:rPr>
-          <w:i/>
-          <w:iCs/>
-        </w:rPr>
-        <w:t>test_act360_fraccion_ano:</w:t>
-      </w:r>
-      <w:r>
-        <w:t xml:space="preserve"> sabiendo que</w:t>
-      </w:r>
-      <w:r>
-        <w:t xml:space="preserve"> es capaz de computar restas entre fechas, comprobamos que las fracciones de año también salen bien. 90 días deben devolver una fracción del 0.25 de un año.</w:t>
-      </w:r>
-    </w:p>
-    <w:p>
-      <w:pPr>
-        <w:pStyle w:val="Plano"/>
-      </w:pPr>
-      <w:r>
-        <w:rPr>
-          <w:i/>
-          <w:iCs/>
-        </w:rPr>
-        <w:t>test_thirty360_dias_basico</w:t>
-      </w:r>
-      <w:r>
-        <w:t xml:space="preserve">: </w:t>
-      </w:r>
-      <w:proofErr w:type="gramStart"/>
-      <w:r>
-        <w:t>mismo test</w:t>
-      </w:r>
-      <w:proofErr w:type="gramEnd"/>
-      <w:r>
-        <w:t xml:space="preserve"> que el p</w:t>
-      </w:r>
-      <w:r>
-        <w:t>rimer test de la convención Actual/360 pero esta vez con la convención 30/360</w:t>
-      </w:r>
-    </w:p>
-    <w:p>
-      <w:pPr>
-        <w:pStyle w:val="Plano"/>
-      </w:pPr>
-      <w:r>
-        <w:rPr>
-          <w:i/>
-          <w:iCs/>
-        </w:rPr>
-        <w:t>test_thirty360_salto_ano</w:t>
-      </w:r>
-      <w:r>
-        <w:t>: comprobamos que</w:t>
-      </w:r>
-      <w:r>
-        <w:t xml:space="preserve"> un año entero lo computa como 360 días y no como 365 para ser coherentes con la convención</w:t>
-      </w:r>
-    </w:p>
-    <w:p>
-      <w:pPr>
-        <w:pStyle w:val="Plano"/>
-      </w:pPr>
-      <w:r>
-        <w:rPr>
-          <w:i/>
-          <w:iCs/>
-        </w:rPr>
-        <w:t>test_thirty360_fraccion_ano:</w:t>
-      </w:r>
-      <w:r>
-        <w:t xml:space="preserve"> comprobamos de nuev</w:t>
-      </w:r>
-      <w:r>
-        <w:t>o que las fracciones también funcionan: 180 días deben ser igual a 0.5 años en esta convención.</w:t>
-      </w:r>
-    </w:p>
-    <w:p>
-      <w:pPr>
-        <w:pStyle w:val="Plano"/>
-      </w:pPr>
-    </w:p>
-    <w:p>
-      <w:pPr>
-        <w:pStyle w:val="Plano"/>
-      </w:pPr>
-      <w:proofErr w:type="spellStart"/>
+        <w:lastRenderedPageBreak/>
+        <w:t>Tasa de interés cero:</w:t>
+      </w:r>
+      <w:r>
+        <w:t xml:space="preserve"> Le pasamos un flujo de caja a largo plazo pero con una tasa de descuento del 0%. El objetivo es confirmar que la clase no aplica ningún descuento y el valor presente coincide exactamente con el nominal (al ser </w:t>
+      </w:r>
+      <m:oMath>
+        <m:sSup>
+          <m:sSupPr>
+            <m:ctrlPr>
+              <w:rPr>
+                <w:rFonts w:ascii="Cambria Math" w:hAnsi="Cambria Math"/>
+                <w:i/>
+              </w:rPr>
+            </m:ctrlPr>
+          </m:sSupPr>
+          <m:e>
+            <m:r>
+              <w:rPr>
+                <w:rFonts w:ascii="Cambria Math" w:hAnsi="Cambria Math"/>
+              </w:rPr>
+              <m:t>e</m:t>
+            </m:r>
+          </m:e>
+          <m:sup>
+            <m:r>
+              <w:rPr>
+                <w:rFonts w:ascii="Cambria Math" w:hAnsi="Cambria Math"/>
+              </w:rPr>
+              <m:t>0</m:t>
+            </m:r>
+          </m:sup>
+        </m:sSup>
+        <m:r>
+          <w:rPr>
+            <w:rFonts w:ascii="Cambria Math" w:hAnsi="Cambria Math"/>
+          </w:rPr>
+          <m:t xml:space="preserve"> = 1</m:t>
+        </m:r>
+      </m:oMath>
+      <w:r>
+        <w:t>).</w:t>
+      </w:r>
+    </w:p>
+    <w:p>
+      <w:pPr>
+        <w:pStyle w:val="texto"/>
+        <w:numPr>
+          <w:ilvl w:val="0"/>
+          <w:numId w:val="16"/>
+        </w:numPr>
+        <w:ind w:left="1276"/>
+      </w:pPr>
       <w:r>
         <w:rPr>
           <w:b/>
           <w:bCs/>
-          <w:u w:val="single"/>
         </w:rPr>
-        <w:t>Flows</w:t>
-      </w:r>
-      <w:proofErr w:type="spellEnd"/>
+        <w:t>Flujo inmediato:</w:t>
+      </w:r>
+      <w:r>
+        <w:t xml:space="preserve"> Evaluamos un escenario donde el tiempo de pago es 0. El test verifica que, sin importar lo alta que sea la tasa de interés, el valor presente no se diluye al no haber transcurrido tiempo.</w:t>
+      </w:r>
+    </w:p>
+    <w:p>
+      <w:pPr>
+        <w:pStyle w:val="texto"/>
+        <w:numPr>
+          <w:ilvl w:val="0"/>
+          <w:numId w:val="16"/>
+        </w:numPr>
+        <w:ind w:left="1276"/>
+      </w:pPr>
       <w:r>
         <w:rPr>
           <w:b/>
           <w:bCs/>
-          <w:u w:val="single"/>
         </w:rPr>
+        <w:t>Flujos negativos:</w:t>
+      </w:r>
+      <w:r>
+        <w:t xml:space="preserve"> Le pasamos un importe negativo (representando una obligación o pago en lugar de un ingreso). Comprobamos que el cálculo financiero respeta los signos y descuenta el pasivo de forma correcta.</w:t>
+      </w:r>
+    </w:p>
+    <w:p>
+      <w:pPr>
+        <w:pStyle w:val="Plano"/>
+      </w:pPr>
+      <w:r>
+        <w:t xml:space="preserve">Nuevamente, podemos ver que los </w:t>
+      </w:r>
+      <w:proofErr w:type="spellStart"/>
+      <w:r>
+        <w:t>tests</w:t>
+      </w:r>
+      <w:proofErr w:type="spellEnd"/>
+      <w:r>
+        <w:t xml:space="preserve"> pasan sin problemas</w:t>
+      </w:r>
+    </w:p>
+    <w:p>
+      <w:pPr>
+        <w:pStyle w:val="Plano"/>
+      </w:pPr>
+      <w:r>
+        <w:drawing>
+          <wp:inline distT="0" distB="0" distL="0" distR="0" wp14:anchorId="3E2B236E" wp14:editId="587B7D6E">
+            <wp:extent cx="5153891" cy="667695"/>
+            <wp:effectExtent l="0" t="0" r="0" b="0"/>
+            <wp:docPr id="739658737" name="Imagen 1"/>
+            <wp:cNvGraphicFramePr>
+              <a:graphicFrameLocks xmlns:a="http://schemas.openxmlformats.org/drawingml/2006/main" noChangeAspect="1"/>
+            </wp:cNvGraphicFramePr>
+            <a:graphic xmlns:a="http://schemas.openxmlformats.org/drawingml/2006/main">
+              <a:graphicData uri="http://schemas.openxmlformats.org/drawingml/2006/picture">
+                <pic:pic xmlns:pic="http://schemas.openxmlformats.org/drawingml/2006/picture">
+                  <pic:nvPicPr>
+                    <pic:cNvPr id="739658737" name=""/>
+                    <pic:cNvPicPr/>
+                  </pic:nvPicPr>
+                  <pic:blipFill>
+                    <a:blip r:embed="rId16"/>
+                    <a:stretch>
+                      <a:fillRect/>
+                    </a:stretch>
+                  </pic:blipFill>
+                  <pic:spPr>
+                    <a:xfrm>
+                      <a:off x="0" y="0"/>
+                      <a:ext cx="5173313" cy="670211"/>
+                    </a:xfrm>
+                    <a:prstGeom prst="rect">
+                      <a:avLst/>
+                    </a:prstGeom>
+                  </pic:spPr>
+                </pic:pic>
+              </a:graphicData>
+            </a:graphic>
+          </wp:inline>
+        </w:drawing>
+      </w:r>
+    </w:p>
+    <w:p>
+      <w:pPr>
+        <w:pStyle w:val="Ttulo3"/>
+      </w:pPr>
+      <w:proofErr w:type="spellStart"/>
+      <w:r>
+        <w:t>Index</w:t>
+      </w:r>
+      <w:proofErr w:type="spellEnd"/>
+    </w:p>
+    <w:p>
+      <w:pPr>
+        <w:pStyle w:val="texto"/>
+      </w:pPr>
+      <w:r>
+        <w:t>Esta clase actúa como</w:t>
+      </w:r>
+      <w:r>
         <w:t xml:space="preserve"> </w:t>
       </w:r>
+      <w:proofErr w:type="spellStart"/>
+      <w:r>
+        <w:t>wrapper</w:t>
+      </w:r>
+      <w:proofErr w:type="spellEnd"/>
+      <w:r>
+        <w:t xml:space="preserve"> para representar un índice</w:t>
+      </w:r>
+      <w:r>
+        <w:t xml:space="preserve"> </w:t>
+      </w:r>
+      <w:r>
+        <w:t>como el E</w:t>
+      </w:r>
+      <w:r>
+        <w:t>URIBOR</w:t>
+      </w:r>
+      <w:r>
+        <w:t xml:space="preserve"> o el SOFR. Almacena internamente un </w:t>
+      </w:r>
+      <w:proofErr w:type="spellStart"/>
+      <w:r>
+        <w:t>std</w:t>
+      </w:r>
+      <w:proofErr w:type="spellEnd"/>
+      <w:r>
+        <w:t>::</w:t>
+      </w:r>
+      <w:proofErr w:type="spellStart"/>
+      <w:r>
+        <w:t>shared_ptr</w:t>
+      </w:r>
+      <w:proofErr w:type="spellEnd"/>
+      <w:r>
+        <w:t xml:space="preserve"> hacia una instancia de </w:t>
+      </w:r>
+      <w:proofErr w:type="spellStart"/>
+      <w:r>
+        <w:t>ZeroCouponCurve</w:t>
+      </w:r>
+      <w:proofErr w:type="spellEnd"/>
+      <w:r>
+        <w:t xml:space="preserve">. Su método principal, </w:t>
+      </w:r>
+      <w:proofErr w:type="spellStart"/>
+      <w:r>
+        <w:t>get_fixing</w:t>
+      </w:r>
+      <w:proofErr w:type="spellEnd"/>
+      <w:r>
+        <w:t>, consulta la curva subyacente para obtener el tipo forward simple en un instante dado, actuando como una interfaz segura y desacoplada para el resto de instrumentos que necesiten consultar las tasas.</w:t>
+      </w:r>
+    </w:p>
+    <w:p>
+      <w:pPr>
+        <w:pStyle w:val="texto"/>
+      </w:pPr>
+      <w:r>
+        <w:t xml:space="preserve">Los </w:t>
+      </w:r>
+      <w:proofErr w:type="spellStart"/>
+      <w:r>
+        <w:t>tests</w:t>
+      </w:r>
+      <w:proofErr w:type="spellEnd"/>
+      <w:r>
+        <w:t xml:space="preserve"> hacen lo siguiente:</w:t>
+      </w:r>
+    </w:p>
+    <w:p>
+      <w:pPr>
+        <w:pStyle w:val="texto"/>
+        <w:numPr>
+          <w:ilvl w:val="0"/>
+          <w:numId w:val="18"/>
+        </w:numPr>
+        <w:ind w:left="1276"/>
+      </w:pPr>
       <w:r>
         <w:rPr>
           <w:b/>
           <w:bCs/>
-          <w:u w:val="single"/>
         </w:rPr>
-        <w:sym w:font="Wingdings" w:char="F0E0"/>
-      </w:r>
+        <w:t>Seguridad frente a punteros nulos:</w:t>
+      </w:r>
+      <w:r>
+        <w:t xml:space="preserve"> Construimos el índice inyectándole un puntero vacío (</w:t>
+      </w:r>
+      <w:proofErr w:type="spellStart"/>
+      <w:r>
+        <w:t>nullptr</w:t>
+      </w:r>
+      <w:proofErr w:type="spellEnd"/>
+      <w:r>
+        <w:t>). El objetivo es comprobar que la protección interna del método actúa correctamente abortando la llamada a la curva y devolviendo un tipo neutro (0.0), evitando así un fallo crítico de memoria</w:t>
+      </w:r>
+      <w:r>
+        <w:t>.</w:t>
+      </w:r>
+    </w:p>
+    <w:p>
+      <w:pPr>
+        <w:pStyle w:val="texto"/>
+        <w:numPr>
+          <w:ilvl w:val="0"/>
+          <w:numId w:val="18"/>
+        </w:numPr>
+        <w:ind w:left="1276"/>
+      </w:pPr>
       <w:r>
         <w:rPr>
           <w:b/>
           <w:bCs/>
-          <w:u w:val="single"/>
         </w:rPr>
+        <w:t>Delegación correcta:</w:t>
+      </w:r>
+      <w:r>
+        <w:t xml:space="preserve"> Creamos una curva real con datos, la inyectamos en el índice y pedimos un </w:t>
+      </w:r>
+      <w:proofErr w:type="spellStart"/>
+      <w:r>
+        <w:t>fixing</w:t>
+      </w:r>
+      <w:proofErr w:type="spellEnd"/>
+      <w:r>
+        <w:t xml:space="preserve"> con la frecuencia </w:t>
+      </w:r>
+      <w:proofErr w:type="spellStart"/>
+      <w:r>
+        <w:t>semianual</w:t>
+      </w:r>
+      <w:proofErr w:type="spellEnd"/>
+      <w:r>
+        <w:t xml:space="preserve"> por defecto. Comprobamos que el valor devuelto coincide exactamente con la llamada directa a la función </w:t>
+      </w:r>
+      <w:proofErr w:type="spellStart"/>
+      <w:r>
+        <w:t>forward_simple</w:t>
+      </w:r>
+      <w:proofErr w:type="spellEnd"/>
+      <w:r>
+        <w:t xml:space="preserve"> de la curva, asegurando que la clase delega la petición sin alterar los datos.</w:t>
+      </w:r>
+    </w:p>
+    <w:p>
+      <w:pPr>
+        <w:pStyle w:val="texto"/>
+        <w:numPr>
+          <w:ilvl w:val="0"/>
+          <w:numId w:val="18"/>
+        </w:numPr>
+        <w:ind w:left="1276"/>
+      </w:pPr>
+      <w:r>
+        <w:rPr>
+          <w:b/>
+          <w:bCs/>
+        </w:rPr>
+        <w:t>Transmisión de parámetros:</w:t>
+      </w:r>
+      <w:r>
+        <w:t xml:space="preserve"> Solicitamos un </w:t>
+      </w:r>
+      <w:proofErr w:type="spellStart"/>
+      <w:r>
+        <w:t>fixing</w:t>
+      </w:r>
+      <w:proofErr w:type="spellEnd"/>
+      <w:r>
+        <w:t xml:space="preserve"> forzando una frecuencia de capitalización distinta (por ejemplo, trimestral). El test valida que los parámetros opcionales fluyen correctamente desde la interfaz del índice hasta la matemática de la curva subyacente.</w:t>
+      </w:r>
+    </w:p>
+    <w:p>
+      <w:pPr>
+        <w:pStyle w:val="texto"/>
+      </w:pPr>
+      <w:r>
+        <w:drawing>
+          <wp:inline distT="0" distB="0" distL="0" distR="0" wp14:anchorId="74EE7994" wp14:editId="249B0AB6">
+            <wp:extent cx="5187950" cy="634981"/>
+            <wp:effectExtent l="0" t="0" r="0" b="0"/>
+            <wp:docPr id="1675372006" name="Imagen 1"/>
+            <wp:cNvGraphicFramePr>
+              <a:graphicFrameLocks xmlns:a="http://schemas.openxmlformats.org/drawingml/2006/main" noChangeAspect="1"/>
+            </wp:cNvGraphicFramePr>
+            <a:graphic xmlns:a="http://schemas.openxmlformats.org/drawingml/2006/main">
+              <a:graphicData uri="http://schemas.openxmlformats.org/drawingml/2006/picture">
+                <pic:pic xmlns:pic="http://schemas.openxmlformats.org/drawingml/2006/picture">
+                  <pic:nvPicPr>
+                    <pic:cNvPr id="1675372006" name=""/>
+                    <pic:cNvPicPr/>
+                  </pic:nvPicPr>
+                  <pic:blipFill>
+                    <a:blip r:embed="rId17"/>
+                    <a:stretch>
+                      <a:fillRect/>
+                    </a:stretch>
+                  </pic:blipFill>
+                  <pic:spPr>
+                    <a:xfrm>
+                      <a:off x="0" y="0"/>
+                      <a:ext cx="5231442" cy="640304"/>
+                    </a:xfrm>
+                    <a:prstGeom prst="rect">
+                      <a:avLst/>
+                    </a:prstGeom>
+                  </pic:spPr>
+                </pic:pic>
+              </a:graphicData>
+            </a:graphic>
+          </wp:inline>
+        </w:drawing>
+      </w:r>
+    </w:p>
+    <w:p>
+      <w:pPr>
+        <w:pStyle w:val="Ttulo3"/>
+      </w:pPr>
+      <w:r>
+        <w:lastRenderedPageBreak/>
+        <w:t>Instruments</w:t>
+      </w:r>
+    </w:p>
+    <w:p>
+      <w:pPr>
+        <w:pStyle w:val="texto"/>
+        <w:rPr>
+          <w:color w:val="auto"/>
+          <w:sz w:val="24"/>
+        </w:rPr>
+      </w:pPr>
+      <w:r>
+        <w:t>Esta es la clase base abstracta de la que heredan todos los productos financieros de la librería (bonos, depósitos, swaps, etc.). Su responsabilidad es almacenar un puntero inteligente a la curva de descuento (</w:t>
+      </w:r>
+      <w:proofErr w:type="spellStart"/>
+      <w:r>
+        <w:rPr>
+          <w:rStyle w:val="CdigoHTML"/>
+          <w:rFonts w:ascii="Calibri" w:hAnsi="Calibri" w:cs="Calibri"/>
+        </w:rPr>
+        <w:t>discount_curve</w:t>
+      </w:r>
+      <w:proofErr w:type="spellEnd"/>
+      <w:r>
+        <w:t xml:space="preserve">) y definir el contrato que todos los instrumentos deben cumplir, obligando a implementar el método </w:t>
+      </w:r>
+      <w:proofErr w:type="spellStart"/>
+      <w:r>
+        <w:rPr>
+          <w:rStyle w:val="CdigoHTML"/>
+          <w:rFonts w:ascii="Calibri" w:hAnsi="Calibri" w:cs="Calibri"/>
+        </w:rPr>
+        <w:t>price</w:t>
+      </w:r>
+      <w:proofErr w:type="spellEnd"/>
+      <w:r>
+        <w:rPr>
+          <w:rStyle w:val="CdigoHTML"/>
+          <w:rFonts w:ascii="Calibri" w:hAnsi="Calibri" w:cs="Calibri"/>
+        </w:rPr>
+        <w:t>()</w:t>
+      </w:r>
+      <w:r>
+        <w:t xml:space="preserve"> para la valoración, y ofreciendo una implementación por defecto para </w:t>
+      </w:r>
+      <w:proofErr w:type="spellStart"/>
+      <w:r>
+        <w:rPr>
+          <w:rStyle w:val="CdigoHTML"/>
+          <w:rFonts w:ascii="Calibri" w:hAnsi="Calibri" w:cs="Calibri"/>
+        </w:rPr>
+        <w:t>computeDiscountFactor</w:t>
+      </w:r>
+      <w:proofErr w:type="spellEnd"/>
+      <w:r>
+        <w:rPr>
+          <w:rStyle w:val="CdigoHTML"/>
+          <w:rFonts w:ascii="Calibri" w:hAnsi="Calibri" w:cs="Calibri"/>
+        </w:rPr>
+        <w:t>()</w:t>
+      </w:r>
+      <w:r>
+        <w:t>.</w:t>
+      </w:r>
+    </w:p>
+    <w:p>
+      <w:pPr>
+        <w:pStyle w:val="texto"/>
+      </w:pPr>
+      <w:r>
+        <w:t>Debido a su naturaleza abstracta,</w:t>
+      </w:r>
+      <w:r>
+        <w:t xml:space="preserve"> no vamos a hacer </w:t>
+      </w:r>
+      <w:proofErr w:type="spellStart"/>
+      <w:r>
+        <w:t>tests</w:t>
+      </w:r>
+      <w:proofErr w:type="spellEnd"/>
+      <w:r>
+        <w:t xml:space="preserve"> para esta clase (se podrían hacer aun siendo abstracta, pero es que no merece la pena para el caso con el que estamos trabajando…)</w:t>
+      </w:r>
+    </w:p>
+    <w:p>
+      <w:pPr>
+        <w:pStyle w:val="Ttulo3"/>
+      </w:pPr>
+      <w:proofErr w:type="spellStart"/>
+      <w:r>
+        <w:t>Leg</w:t>
+      </w:r>
+      <w:proofErr w:type="spellEnd"/>
+      <w:r>
+        <w:t xml:space="preserve">, </w:t>
+      </w:r>
+      <w:proofErr w:type="spellStart"/>
+      <w:r>
+        <w:t>FixedLeg</w:t>
+      </w:r>
+      <w:proofErr w:type="spellEnd"/>
+      <w:r>
+        <w:t xml:space="preserve"> y </w:t>
+      </w:r>
+      <w:proofErr w:type="spellStart"/>
+      <w:r>
+        <w:t>FloatingLeg</w:t>
+      </w:r>
+      <w:proofErr w:type="spellEnd"/>
+    </w:p>
+    <w:p>
+      <w:pPr>
+        <w:pStyle w:val="texto"/>
+      </w:pPr>
+      <w:r>
+        <w:t xml:space="preserve">La clase base </w:t>
+      </w:r>
+      <w:proofErr w:type="spellStart"/>
+      <w:r>
+        <w:rPr>
+          <w:sz w:val="20"/>
+          <w:szCs w:val="20"/>
+        </w:rPr>
+        <w:t>Leg</w:t>
+      </w:r>
+      <w:proofErr w:type="spellEnd"/>
+      <w:r>
+        <w:t xml:space="preserve"> actúa como contenedor de los flujos e implementa el descuento estándar. </w:t>
+      </w:r>
+      <w:proofErr w:type="spellStart"/>
+      <w:r>
+        <w:rPr>
+          <w:sz w:val="20"/>
+          <w:szCs w:val="20"/>
+        </w:rPr>
+        <w:t>FixedLeg</w:t>
+      </w:r>
+      <w:proofErr w:type="spellEnd"/>
+      <w:r>
+        <w:t xml:space="preserve"> hereda de forma directa sin alterar el comportamiento, asumiendo que las cantidades de los flujos ya son definitivas. Por otro lado, </w:t>
+      </w:r>
+      <w:proofErr w:type="spellStart"/>
+      <w:r>
+        <w:rPr>
+          <w:sz w:val="20"/>
+          <w:szCs w:val="20"/>
+        </w:rPr>
+        <w:t>FloatingLeg</w:t>
+      </w:r>
+      <w:proofErr w:type="spellEnd"/>
+      <w:r>
+        <w:t xml:space="preserve"> sobrescribe la función de valoración (</w:t>
+      </w:r>
+      <w:proofErr w:type="spellStart"/>
+      <w:r>
+        <w:rPr>
+          <w:sz w:val="20"/>
+          <w:szCs w:val="20"/>
+        </w:rPr>
+        <w:t>price</w:t>
+      </w:r>
+      <w:proofErr w:type="spellEnd"/>
+      <w:r>
+        <w:rPr>
+          <w:sz w:val="20"/>
+          <w:szCs w:val="20"/>
+        </w:rPr>
+        <w:t>()</w:t>
+      </w:r>
+      <w:r>
+        <w:t xml:space="preserve">) para calcular dinámicamente el valor de cada flujo basándose en la tasa forward dictada por un </w:t>
+      </w:r>
+      <w:proofErr w:type="spellStart"/>
+      <w:r>
+        <w:rPr>
+          <w:sz w:val="20"/>
+          <w:szCs w:val="20"/>
+        </w:rPr>
+        <w:t>Index</w:t>
+      </w:r>
+      <w:proofErr w:type="spellEnd"/>
+      <w:r>
+        <w:t>, ajustándola por un diferencial (</w:t>
+      </w:r>
+      <w:r>
+        <w:rPr>
+          <w:sz w:val="20"/>
+          <w:szCs w:val="20"/>
+        </w:rPr>
+        <w:t>spread</w:t>
+      </w:r>
+      <w:r>
+        <w:t>) y por el periodo transcurrido (</w:t>
+      </w:r>
+      <w:proofErr w:type="spellStart"/>
+      <w:r>
+        <w:t>dt</w:t>
+      </w:r>
+      <w:proofErr w:type="spellEnd"/>
+      <w:r>
+        <w:t>).</w:t>
+      </w:r>
+    </w:p>
+    <w:p>
+      <w:pPr>
+        <w:pStyle w:val="texto"/>
+      </w:pPr>
+      <w:r>
+        <w:t>Hemos puesto un par de test para comprobar que esto funciona bien:</w:t>
+      </w:r>
+    </w:p>
+    <w:p>
+      <w:pPr>
+        <w:pStyle w:val="texto"/>
+        <w:numPr>
+          <w:ilvl w:val="0"/>
+          <w:numId w:val="18"/>
+        </w:numPr>
+        <w:ind w:left="1276"/>
+      </w:pPr>
+      <w:r>
+        <w:rPr>
+          <w:b/>
+          <w:bCs/>
+        </w:rPr>
+        <w:t>Manipulación básica:</w:t>
+      </w:r>
+      <w:r>
+        <w:t xml:space="preserve"> Validamos que la clase base </w:t>
+      </w:r>
+      <w:proofErr w:type="spellStart"/>
+      <w:r>
+        <w:t>Leg</w:t>
+      </w:r>
+      <w:proofErr w:type="spellEnd"/>
+      <w:r>
+        <w:t xml:space="preserve"> permite inicializarse vacía, añadir objetos </w:t>
+      </w:r>
+      <w:proofErr w:type="spellStart"/>
+      <w:r>
+        <w:t>CashFlow</w:t>
+      </w:r>
+      <w:proofErr w:type="spellEnd"/>
+      <w:r>
+        <w:t xml:space="preserve"> dinámicamente y devolver el estado interno correcto (tamaño y propiedades de los flujos) sin corromper la memoria.</w:t>
+      </w:r>
+    </w:p>
+    <w:p>
+      <w:pPr>
+        <w:pStyle w:val="texto"/>
+        <w:numPr>
+          <w:ilvl w:val="0"/>
+          <w:numId w:val="18"/>
+        </w:numPr>
+        <w:ind w:left="1276"/>
+      </w:pPr>
+      <w:r>
+        <w:rPr>
+          <w:b/>
+          <w:bCs/>
+        </w:rPr>
+        <w:t>Valoración Flotante con Spread:</w:t>
+      </w:r>
+      <w:r>
+        <w:t xml:space="preserve"> Construimos una pata flotante en un entorno controlado con una curva plana y un diferencial positivo (ej. 1%). El objetivo es comprobar que la clase recupera correctamente el </w:t>
+      </w:r>
+      <w:proofErr w:type="spellStart"/>
+      <w:r>
+        <w:t>fixing</w:t>
+      </w:r>
+      <w:proofErr w:type="spellEnd"/>
+      <w:r>
+        <w:t xml:space="preserve"> del índice, le suma el diferencial, calcula el </w:t>
+      </w:r>
+      <w:proofErr w:type="spellStart"/>
+      <w:r>
+        <w:t>dt</w:t>
+      </w:r>
+      <w:proofErr w:type="spellEnd"/>
+      <w:r>
+        <w:t xml:space="preserve"> temporal entre pagos sucesivos y descuenta el flujo proyectado final.</w:t>
+      </w:r>
+    </w:p>
+    <w:p>
+      <w:pPr>
+        <w:pStyle w:val="texto"/>
+      </w:pPr>
+      <w:r>
+        <w:t xml:space="preserve">En estos siguientes casos, comentaremos solo al final los </w:t>
+      </w:r>
+      <w:proofErr w:type="spellStart"/>
+      <w:r>
+        <w:t>tests</w:t>
+      </w:r>
+      <w:proofErr w:type="spellEnd"/>
+      <w:r>
+        <w:t xml:space="preserve"> junto con la captura y ya está.</w:t>
+      </w:r>
+    </w:p>
+    <w:p>
+      <w:pPr>
+        <w:pStyle w:val="Ttulo3"/>
+      </w:pPr>
+      <w:r>
+        <w:t>Bond</w:t>
+      </w:r>
+    </w:p>
+    <w:p>
+      <w:pPr>
+        <w:pStyle w:val="texto"/>
+      </w:pPr>
+      <w:r>
+        <w:t xml:space="preserve">Hereda de la clase base </w:t>
+      </w:r>
+      <w:proofErr w:type="spellStart"/>
+      <w:r>
+        <w:t>Instrument</w:t>
+      </w:r>
+      <w:proofErr w:type="spellEnd"/>
+      <w:r>
+        <w:t xml:space="preserve"> y encapsula un objeto de tipo </w:t>
+      </w:r>
+      <w:proofErr w:type="spellStart"/>
+      <w:r>
+        <w:t>Leg</w:t>
+      </w:r>
+      <w:proofErr w:type="spellEnd"/>
+      <w:r>
+        <w:t xml:space="preserve"> que contiene la estructura temporal de pagos (cupones y amortización del principal). Su método </w:t>
+      </w:r>
+      <w:proofErr w:type="spellStart"/>
+      <w:r>
+        <w:t>price</w:t>
+      </w:r>
+      <w:proofErr w:type="spellEnd"/>
+      <w:r>
+        <w:t xml:space="preserve">() delega el cálculo del Valor Presente a la pata subyacente utilizando la curva de descuento. Además, implementa el cálculo de la </w:t>
+      </w:r>
+      <w:r>
+        <w:t>TIR</w:t>
+      </w:r>
+      <w:r>
+        <w:t xml:space="preserve"> continua </w:t>
+      </w:r>
+      <w:r>
+        <w:t xml:space="preserve">mediante </w:t>
+      </w:r>
+      <w:r>
+        <w:t>Newton-Raphson, buscando la raíz que iguala los flujos descontados al precio objetivo.</w:t>
+      </w:r>
+    </w:p>
+    <w:p>
+      <w:pPr>
+        <w:pStyle w:val="Ttulo3"/>
+      </w:pPr>
+      <w:proofErr w:type="spellStart"/>
+      <w:r>
+        <w:t>Deposit</w:t>
+      </w:r>
+      <w:proofErr w:type="spellEnd"/>
+    </w:p>
+    <w:p>
+      <w:pPr>
+        <w:pStyle w:val="texto"/>
+      </w:pPr>
+      <w:r>
+        <w:t>Esta clase, a</w:t>
+      </w:r>
+      <w:r>
+        <w:t xml:space="preserve">l heredar de </w:t>
+      </w:r>
+      <w:proofErr w:type="spellStart"/>
+      <w:r>
+        <w:t>Instrument</w:t>
+      </w:r>
+      <w:proofErr w:type="spellEnd"/>
+      <w:r>
+        <w:t xml:space="preserve">, expone el método </w:t>
+      </w:r>
+      <w:proofErr w:type="spellStart"/>
+      <w:r>
+        <w:t>price</w:t>
+      </w:r>
+      <w:proofErr w:type="spellEnd"/>
+      <w:r>
+        <w:t>() para calcular el Valor Presente Neto (NPV) de la operación, asumiendo un pago inicial equivalente al no</w:t>
+      </w:r>
+      <w:r>
+        <w:t>m</w:t>
+      </w:r>
+      <w:r>
+        <w:t xml:space="preserve">inal y un cobro futuro calculado mediante capitalización simple, el cual es traído a valor presente usando la curva de descuento inyectada. Además, implementa métodos clave como </w:t>
+      </w:r>
+      <w:proofErr w:type="spellStart"/>
+      <w:r>
+        <w:t>impliedDiscountFactor</w:t>
+      </w:r>
+      <w:proofErr w:type="spellEnd"/>
+      <w:r>
+        <w:t xml:space="preserve"> y </w:t>
+      </w:r>
+      <w:proofErr w:type="spellStart"/>
+      <w:r>
+        <w:t>computeDiscountFactor</w:t>
+      </w:r>
+      <w:proofErr w:type="spellEnd"/>
+      <w:r>
+        <w:t xml:space="preserve">, que proporcionan las bases analíticas necesarias para </w:t>
+      </w:r>
+      <w:r>
+        <w:t xml:space="preserve">el </w:t>
+      </w:r>
+      <w:proofErr w:type="spellStart"/>
+      <w:r>
+        <w:t>bootstrapping</w:t>
+      </w:r>
+      <w:proofErr w:type="spellEnd"/>
+      <w:r>
+        <w:t xml:space="preserve"> de la curva en el tramo corto.</w:t>
+      </w:r>
+    </w:p>
+    <w:p>
+      <w:pPr>
+        <w:pStyle w:val="Ttulo3"/>
+      </w:pPr>
+      <w:r>
+        <w:lastRenderedPageBreak/>
+        <w:t>Swap</w:t>
+      </w:r>
+    </w:p>
+    <w:p>
+      <w:pPr>
+        <w:pStyle w:val="texto"/>
+      </w:pPr>
+      <w:r>
+        <w:t>Almacena internamente una pata fija (</w:t>
+      </w:r>
+      <w:proofErr w:type="spellStart"/>
+      <w:r>
+        <w:t>FixedLeg</w:t>
+      </w:r>
+      <w:proofErr w:type="spellEnd"/>
+      <w:r>
+        <w:t>) y una pata flotante (</w:t>
+      </w:r>
+      <w:proofErr w:type="spellStart"/>
+      <w:r>
+        <w:t>FloatingLeg</w:t>
+      </w:r>
+      <w:proofErr w:type="spellEnd"/>
+      <w:r>
+        <w:t xml:space="preserve">). Su método de valoración </w:t>
+      </w:r>
+      <w:proofErr w:type="spellStart"/>
+      <w:r>
+        <w:t>price</w:t>
+      </w:r>
+      <w:proofErr w:type="spellEnd"/>
+      <w:r>
+        <w:t xml:space="preserve">() invoca los cálculos de valor presente de ambas patas y determina el signo del Valor Presente Neto (NPV) final en función del rol asumido por la contrapartida (receptor o pagador de la tasa fija). Además, juega un papel crucial en la construcción de curvas proporcionando el método </w:t>
+      </w:r>
+      <w:proofErr w:type="spellStart"/>
+      <w:r>
+        <w:t>computeDiscountFactor</w:t>
+      </w:r>
+      <w:proofErr w:type="spellEnd"/>
+      <w:r>
+        <w:t>, que aplica la fórmula iterativa para la extracción analítica de factores de descuento a partir de cotizaciones par.</w:t>
+      </w:r>
+    </w:p>
+    <w:p>
+      <w:pPr>
+        <w:pStyle w:val="Ttulo3"/>
+      </w:pPr>
+      <w:proofErr w:type="spellStart"/>
+      <w:r>
+        <w:t>InstrumentFactory</w:t>
+      </w:r>
+      <w:proofErr w:type="spellEnd"/>
+    </w:p>
+    <w:p>
+      <w:pPr>
+        <w:pStyle w:val="texto"/>
+      </w:pPr>
+      <w:r>
+        <w:t xml:space="preserve">Esta clase implementa el patrón de diseño Factory Method. Su objetivo es centralizar y abstraer la complejidad asociada a la instanciación de instrumentos </w:t>
+      </w:r>
+      <w:proofErr w:type="spellStart"/>
+      <w:r>
+        <w:t>multipata</w:t>
+      </w:r>
+      <w:proofErr w:type="spellEnd"/>
+      <w:r>
+        <w:t xml:space="preserve"> complejos, como los Swaps. En lugar de exponer al usuario a la creación manual de flujos, cálculo de deltas temporales y asignación de índices, el método </w:t>
+      </w:r>
+      <w:proofErr w:type="spellStart"/>
+      <w:r>
+        <w:t>createSwap</w:t>
+      </w:r>
+      <w:proofErr w:type="spellEnd"/>
+      <w:r>
+        <w:t xml:space="preserve"> toma los parámetros estándar de mercado (nocional, tasa fija, madurez en años y frecuencia de pago) y se encarga de ensamblar toda la estructura interna, inyectando las curvas de descuento y forward correspondientes, para finalmente devolver un puntero polimórfico a </w:t>
+      </w:r>
+      <w:proofErr w:type="spellStart"/>
+      <w:r>
+        <w:t>Instrument</w:t>
+      </w:r>
+      <w:proofErr w:type="spellEnd"/>
+      <w:r>
+        <w:t>.</w:t>
+      </w:r>
+    </w:p>
+    <w:p>
+      <w:pPr>
+        <w:pStyle w:val="Ttulo3"/>
+      </w:pPr>
+      <w:proofErr w:type="spellStart"/>
+      <w:r>
+        <w:t>Bootstrapping</w:t>
+      </w:r>
+      <w:proofErr w:type="spellEnd"/>
+    </w:p>
+    <w:p>
+      <w:pPr>
+        <w:pStyle w:val="texto"/>
+      </w:pPr>
+      <w:r>
+        <w:t xml:space="preserve">Esta clase representa el núcleo algorítmico del proyecto. Implementa el patrón </w:t>
+      </w:r>
+      <w:proofErr w:type="spellStart"/>
+      <w:r>
+        <w:t>Functor</w:t>
+      </w:r>
+      <w:proofErr w:type="spellEnd"/>
+      <w:r>
+        <w:t xml:space="preserve"> mediante la sobrecarga del operador (), lo que permite instanciar el objeto y ejecutarlo como si fuera una función pura. Su propósito es recibir una colección de instrumentos de mercado (contenida en un </w:t>
+      </w:r>
+      <w:proofErr w:type="spellStart"/>
+      <w:r>
+        <w:t>std</w:t>
+      </w:r>
+      <w:proofErr w:type="spellEnd"/>
+      <w:r>
+        <w:t>::</w:t>
+      </w:r>
+      <w:proofErr w:type="spellStart"/>
+      <w:r>
+        <w:t>map</w:t>
+      </w:r>
+      <w:proofErr w:type="spellEnd"/>
+      <w:r>
+        <w:t xml:space="preserve"> asociado a sus vencimientos) e iterar sobre ellos para construir una curva de factores de descuento implícitos. </w:t>
+      </w:r>
+      <w:r>
+        <w:t xml:space="preserve">El </w:t>
+      </w:r>
+      <w:proofErr w:type="spellStart"/>
+      <w:r>
+        <w:t>std</w:t>
+      </w:r>
+      <w:proofErr w:type="spellEnd"/>
+      <w:r>
+        <w:t>::</w:t>
+      </w:r>
+      <w:proofErr w:type="spellStart"/>
+      <w:r>
+        <w:t>map</w:t>
+      </w:r>
+      <w:proofErr w:type="spellEnd"/>
+      <w:r>
+        <w:t xml:space="preserve"> está muy bien porque</w:t>
+      </w:r>
+      <w:r>
+        <w:t xml:space="preserve"> garantiza internamente el procesamiento en estricto orden cronológico. Durante la iteración, el algoritmo delega el cálculo matemático mediante polimorfismo llamando al método </w:t>
+      </w:r>
+      <w:proofErr w:type="spellStart"/>
+      <w:r>
+        <w:t>computeDiscountFactor</w:t>
+      </w:r>
+      <w:proofErr w:type="spellEnd"/>
+      <w:r>
+        <w:t>(</w:t>
+      </w:r>
+      <w:proofErr w:type="spellStart"/>
+      <w:r>
+        <w:t>annuity</w:t>
+      </w:r>
+      <w:proofErr w:type="spellEnd"/>
+      <w:r>
+        <w:t xml:space="preserve">) de cada derivado financiero, pasando la variable de anualidad por referencia para mantener el estado acumulativo requerido por los </w:t>
+      </w:r>
+      <w:r>
+        <w:t>Swaps</w:t>
+      </w:r>
+      <w:r>
+        <w:t>.</w:t>
+      </w:r>
+    </w:p>
+    <w:p>
+      <w:pPr>
+        <w:pStyle w:val="texto"/>
+      </w:pPr>
+      <w:r>
+        <w:t xml:space="preserve">Y llegados a este punto, todos los </w:t>
+      </w:r>
+      <w:proofErr w:type="spellStart"/>
+      <w:r>
+        <w:t>tests</w:t>
+      </w:r>
+      <w:proofErr w:type="spellEnd"/>
+      <w:r>
+        <w:t xml:space="preserve"> que tenemos implementados para verificar el correcto funcionamiento  son los siguientes:</w:t>
+      </w:r>
+    </w:p>
+    <w:p>
+      <w:pPr>
+        <w:pStyle w:val="texto"/>
+        <w:numPr>
+          <w:ilvl w:val="0"/>
+          <w:numId w:val="20"/>
+        </w:numPr>
+        <w:ind w:left="1276"/>
+      </w:pPr>
+      <w:proofErr w:type="spellStart"/>
+      <w:r>
+        <w:rPr>
+          <w:b/>
+          <w:bCs/>
+        </w:rPr>
+        <w:t>test_zero_coupon_curve_dfs</w:t>
+      </w:r>
+      <w:proofErr w:type="spellEnd"/>
+      <w:r>
+        <w:t xml:space="preserve">: </w:t>
+      </w:r>
+      <w:r>
+        <w:t xml:space="preserve">Valida el motor de descuento de la clase </w:t>
+      </w:r>
+      <w:proofErr w:type="spellStart"/>
+      <w:r>
+        <w:t>ZeroCouponCurve</w:t>
+      </w:r>
+      <w:proofErr w:type="spellEnd"/>
+      <w:r>
+        <w:t xml:space="preserve">. Comprueba que el método </w:t>
+      </w:r>
+      <w:proofErr w:type="spellStart"/>
+      <w:r>
+        <w:t>get_dcf</w:t>
+      </w:r>
+      <w:proofErr w:type="spellEnd"/>
+      <w:r>
+        <w:t>(t) aplica rigurosamente la fórmula de capitalización continua para extraer los factores de descuento a partir de las tasas cero dadas.</w:t>
+      </w:r>
+    </w:p>
+    <w:p>
+      <w:pPr>
+        <w:pStyle w:val="texto"/>
+        <w:numPr>
+          <w:ilvl w:val="0"/>
+          <w:numId w:val="20"/>
+        </w:numPr>
+        <w:ind w:left="1276"/>
+      </w:pPr>
+      <w:proofErr w:type="spellStart"/>
+      <w:r>
+        <w:rPr>
+          <w:b/>
+          <w:bCs/>
+        </w:rPr>
+        <w:t>test_leg_basic_operations</w:t>
+      </w:r>
+      <w:proofErr w:type="spellEnd"/>
+      <w:r>
+        <w:t xml:space="preserve">: </w:t>
+      </w:r>
+      <w:r>
+        <w:t>Verifica la gestión estructural base de una pata financiera (</w:t>
+      </w:r>
+      <w:proofErr w:type="spellStart"/>
+      <w:r>
+        <w:t>Leg</w:t>
+      </w:r>
+      <w:proofErr w:type="spellEnd"/>
+      <w:r>
+        <w:t>). Confirma que se inicializa vacía, que permite la inserción de flujos de caja (</w:t>
+      </w:r>
+      <w:proofErr w:type="spellStart"/>
+      <w:r>
+        <w:t>CashFlow</w:t>
+      </w:r>
+      <w:proofErr w:type="spellEnd"/>
+      <w:r>
+        <w:t xml:space="preserve">) mediante </w:t>
+      </w:r>
+      <w:proofErr w:type="spellStart"/>
+      <w:r>
+        <w:t>addCashFlow</w:t>
+      </w:r>
+      <w:proofErr w:type="spellEnd"/>
+      <w:r>
+        <w:t>, y que estos se almacenan y exponen con sus valores nominales y fechas correctas.</w:t>
+      </w:r>
+    </w:p>
+    <w:p>
+      <w:pPr>
+        <w:pStyle w:val="texto"/>
+        <w:numPr>
+          <w:ilvl w:val="0"/>
+          <w:numId w:val="20"/>
+        </w:numPr>
+        <w:ind w:left="1276"/>
+      </w:pPr>
+      <w:proofErr w:type="spellStart"/>
+      <w:r>
+        <w:rPr>
+          <w:b/>
+          <w:bCs/>
+        </w:rPr>
+        <w:t>test_floating_leg_with_spread</w:t>
+      </w:r>
+      <w:proofErr w:type="spellEnd"/>
+      <w:r>
+        <w:t xml:space="preserve">: </w:t>
+      </w:r>
+      <w:r>
+        <w:t>Evalúa el motor de valoración de una pata flotante (</w:t>
+      </w:r>
+      <w:proofErr w:type="spellStart"/>
+      <w:r>
+        <w:t>FloatingLeg</w:t>
+      </w:r>
+      <w:proofErr w:type="spellEnd"/>
+      <w:r>
+        <w:t>). Simula la fijación de un índice (forward), aplica un diferencial (spread) aditivo sobre la tasa, y comprueba que la suma del valor presente de cada flujo individual coincide con el descuento analítico esperado.</w:t>
+      </w:r>
+    </w:p>
+    <w:p>
+      <w:pPr>
+        <w:pStyle w:val="texto"/>
+        <w:numPr>
+          <w:ilvl w:val="0"/>
+          <w:numId w:val="20"/>
+        </w:numPr>
+        <w:ind w:left="1276"/>
+        <w:rPr>
+          <w:lang w:val="en-US"/>
+        </w:rPr>
+      </w:pPr>
+      <w:proofErr w:type="spellStart"/>
+      <w:r>
+        <w:rPr>
+          <w:b/>
+          <w:bCs/>
+        </w:rPr>
+        <w:lastRenderedPageBreak/>
+        <w:t>test_fixed_leg_price_with_curve</w:t>
+      </w:r>
+      <w:proofErr w:type="spellEnd"/>
+      <w:r>
+        <w:t>:</w:t>
+      </w:r>
+      <w:r>
         <w:t xml:space="preserve"> </w:t>
       </w:r>
       <w:r>
-        <w:t xml:space="preserve">este módulo es más sencillo, por lo que para comprobar su correcto funcionamiento solamente hemos creado </w:t>
-      </w:r>
-      <w:proofErr w:type="gramStart"/>
-      <w:r>
-        <w:t>un test</w:t>
-      </w:r>
-      <w:proofErr w:type="gramEnd"/>
-      <w:r>
-        <w:t xml:space="preserve"> (</w:t>
-      </w:r>
+        <w:t>Comprueba el cálculo del Valor Presente de una pata fija (</w:t>
+      </w:r>
+      <w:proofErr w:type="spellStart"/>
+      <w:r>
+        <w:t>FixedLeg</w:t>
+      </w:r>
+      <w:proofErr w:type="spellEnd"/>
+      <w:r>
+        <w:t>). Asegura que el iterador interno descuenta correctamente cada flujo determinista utilizando la curva inyectada, coincidiendo el resultado con el sumatorio teórico del NPV.</w:t>
+      </w:r>
+    </w:p>
+    <w:p>
+      <w:pPr>
+        <w:pStyle w:val="texto"/>
+        <w:numPr>
+          <w:ilvl w:val="0"/>
+          <w:numId w:val="20"/>
+        </w:numPr>
+        <w:ind w:left="1276"/>
+      </w:pPr>
       <w:proofErr w:type="spellStart"/>
       <w:r>
         <w:rPr>
-          <w:i/>
-          <w:iCs/>
+          <w:b/>
+          <w:bCs/>
         </w:rPr>
-        <w:t>test_cashflow_pv</w:t>
-      </w:r>
-      <w:proofErr w:type="spellEnd"/>
-      <w:r>
-        <w:t xml:space="preserve">) que crea un objeto tipo </w:t>
-      </w:r>
-      <w:proofErr w:type="spellStart"/>
-      <w:r>
-        <w:t>CashFlow</w:t>
-      </w:r>
-      <w:proofErr w:type="spellEnd"/>
-      <w:r>
-        <w:t xml:space="preserve"> y llama a su método </w:t>
-      </w:r>
-      <w:proofErr w:type="spellStart"/>
-      <w:r>
-        <w:t>presentValue</w:t>
-      </w:r>
-      <w:proofErr w:type="spellEnd"/>
-      <w:r>
-        <w:t xml:space="preserve">, comprobando que el cálculo sea correcto y que no existe ningún error en la creación </w:t>
-      </w:r>
-      <w:proofErr w:type="gramStart"/>
-      <w:r>
-        <w:t>del mismo</w:t>
-      </w:r>
-      <w:proofErr w:type="gramEnd"/>
-      <w:r>
-        <w:t>.</w:t>
+        <w:t>test_deposit_discount_factors_and_annuity</w:t>
+      </w:r>
+      <w:proofErr w:type="spellEnd"/>
+      <w:r>
+        <w:t>:</w:t>
+      </w:r>
+      <w:r>
+        <w:t xml:space="preserve"> </w:t>
+      </w:r>
+      <w:r>
+        <w:t xml:space="preserve">Valida la lógica algorítmica del </w:t>
+      </w:r>
+      <w:proofErr w:type="spellStart"/>
+      <w:r>
+        <w:t>Deposit</w:t>
+      </w:r>
+      <w:proofErr w:type="spellEnd"/>
+      <w:r>
+        <w:t xml:space="preserve"> requerida para la calibración de curvas. Asegura que calcula correctamente su factor de descuento implícito asumiendo capitalización simple</w:t>
+      </w:r>
+      <w:r>
+        <w:t xml:space="preserve"> </w:t>
+      </w:r>
+      <w:r>
+        <w:t>y que actualiza adecuadamente la anualidad pasada por referencia.</w:t>
       </w:r>
     </w:p>
     <w:p>
       <w:pPr>
         <w:pStyle w:val="texto"/>
+        <w:numPr>
+          <w:ilvl w:val="0"/>
+          <w:numId w:val="20"/>
+        </w:numPr>
+        <w:ind w:left="1276"/>
+      </w:pPr>
+      <w:proofErr w:type="spellStart"/>
+      <w:r>
+        <w:rPr>
+          <w:b/>
+          <w:bCs/>
+        </w:rPr>
+        <w:t>test_deposit_price</w:t>
+      </w:r>
+      <w:proofErr w:type="spellEnd"/>
+      <w:r>
+        <w:t xml:space="preserve">: </w:t>
+      </w:r>
+      <w:r>
+        <w:t>Verifica la valoración a mercado (Valor Presente Neto) de un instrumento tipo depósito. Comprueba la lógica financiera de proyectar el flujo futuro (nocional más intereses bajo base lineal) y traerlo a valor presente descontándolo con la curva continua, restando finalmente el desembolso inicial.</w:t>
+      </w:r>
+    </w:p>
+    <w:p>
+      <w:pPr>
+        <w:pStyle w:val="texto"/>
+        <w:numPr>
+          <w:ilvl w:val="0"/>
+          <w:numId w:val="20"/>
+        </w:numPr>
+        <w:ind w:left="1276"/>
+      </w:pPr>
+      <w:proofErr w:type="spellStart"/>
+      <w:r>
+        <w:rPr>
+          <w:b/>
+          <w:bCs/>
+        </w:rPr>
+        <w:t>test_swap_price_logic</w:t>
+      </w:r>
+      <w:proofErr w:type="spellEnd"/>
+      <w:r>
+        <w:t xml:space="preserve">: </w:t>
+      </w:r>
+      <w:r>
+        <w:t xml:space="preserve">Confirma el principio de simetría y </w:t>
+      </w:r>
+      <w:proofErr w:type="spellStart"/>
+      <w:r>
+        <w:t>aditividad</w:t>
+      </w:r>
+      <w:proofErr w:type="spellEnd"/>
+      <w:r>
+        <w:t xml:space="preserve"> en la valoración de un Swap. Asegura que el VPN total del instrumento se calcula matemáticamente como la diferencia exacta entre el valor presente de su pata fija y el de su pata flotante.</w:t>
+      </w:r>
+    </w:p>
+    <w:p>
+      <w:pPr>
+        <w:pStyle w:val="texto"/>
+        <w:numPr>
+          <w:ilvl w:val="0"/>
+          <w:numId w:val="20"/>
+        </w:numPr>
+        <w:ind w:left="1276"/>
+      </w:pPr>
+      <w:proofErr w:type="spellStart"/>
+      <w:r>
+        <w:rPr>
+          <w:b/>
+          <w:bCs/>
+        </w:rPr>
+        <w:t>test_swap_valuation_pdf</w:t>
+      </w:r>
+      <w:proofErr w:type="spellEnd"/>
+      <w:r>
+        <w:t xml:space="preserve">: </w:t>
+      </w:r>
+      <w:r>
+        <w:t xml:space="preserve">Realiza una prueba de integración instanciando un Swap a través del </w:t>
+      </w:r>
+      <w:proofErr w:type="spellStart"/>
+      <w:r>
+        <w:t>InstrumentFactory</w:t>
+      </w:r>
+      <w:proofErr w:type="spellEnd"/>
+      <w:r>
+        <w:t xml:space="preserve">. Efectúa un </w:t>
+      </w:r>
+      <w:proofErr w:type="spellStart"/>
+      <w:r>
+        <w:t>sanity</w:t>
+      </w:r>
+      <w:proofErr w:type="spellEnd"/>
+      <w:r>
+        <w:t xml:space="preserve"> </w:t>
+      </w:r>
+      <w:proofErr w:type="spellStart"/>
+      <w:r>
+        <w:t>check</w:t>
+      </w:r>
+      <w:proofErr w:type="spellEnd"/>
+      <w:r>
+        <w:t xml:space="preserve"> para garantizar que la estructura generada produce un VPN coherente (distinto de cero) al someterse a curvas estáticas de descuento.</w:t>
+      </w:r>
+    </w:p>
+    <w:p>
+      <w:pPr>
+        <w:pStyle w:val="texto"/>
+        <w:numPr>
+          <w:ilvl w:val="0"/>
+          <w:numId w:val="20"/>
+        </w:numPr>
+        <w:ind w:left="1276"/>
+        <w:rPr>
+          <w:lang w:val="en-US"/>
+        </w:rPr>
+      </w:pPr>
+      <w:proofErr w:type="spellStart"/>
+      <w:r>
+        <w:rPr>
+          <w:b/>
+          <w:bCs/>
+        </w:rPr>
+        <w:t>test_bond_yield_class_example_real</w:t>
+      </w:r>
+      <w:proofErr w:type="spellEnd"/>
+      <w:r>
+        <w:t>:</w:t>
+      </w:r>
+      <w:r>
+        <w:t xml:space="preserve"> </w:t>
+      </w:r>
+      <w:r>
+        <w:t>Evalúa la exactitud del algoritmo de resolución numérica (convergencia iterativa) utilizado para el cálculo de la TIR (</w:t>
+      </w:r>
+      <w:proofErr w:type="spellStart"/>
+      <w:r>
+        <w:t>Yield</w:t>
+      </w:r>
+      <w:proofErr w:type="spellEnd"/>
+      <w:r>
+        <w:t>) de un Bond. Verifica que la tasa resultante coincide con la cotización teórica y valida la prueba de fuego financiera: al descontar todos los flujos del bono utilizando la TIR calculada, el VPN resultante es exactamente igual a su precio de cotización limpio.</w:t>
+      </w:r>
+    </w:p>
+    <w:p>
+      <w:pPr>
+        <w:pStyle w:val="texto"/>
+        <w:numPr>
+          <w:ilvl w:val="0"/>
+          <w:numId w:val="20"/>
+        </w:numPr>
+        <w:ind w:left="1276"/>
+      </w:pPr>
+      <w:proofErr w:type="spellStart"/>
+      <w:r>
+        <w:rPr>
+          <w:b/>
+          <w:bCs/>
+        </w:rPr>
+        <w:t>test_instrument_factory_create_swap_structure</w:t>
+      </w:r>
+      <w:proofErr w:type="spellEnd"/>
+      <w:r>
+        <w:t xml:space="preserve">: </w:t>
+      </w:r>
+      <w:r>
+        <w:t>Valida el ensamblaje estructural del patrón Factory (</w:t>
+      </w:r>
+      <w:proofErr w:type="spellStart"/>
+      <w:r>
+        <w:t>InstrumentFactory</w:t>
+      </w:r>
+      <w:proofErr w:type="spellEnd"/>
+      <w:r>
+        <w:t xml:space="preserve">). Asegura que el método </w:t>
+      </w:r>
+      <w:proofErr w:type="spellStart"/>
+      <w:r>
+        <w:t>createSwap</w:t>
+      </w:r>
+      <w:proofErr w:type="spellEnd"/>
+      <w:r>
+        <w:t xml:space="preserve"> construye correctamente el </w:t>
+      </w:r>
+      <w:proofErr w:type="spellStart"/>
+      <w:r>
+        <w:t>schedule</w:t>
+      </w:r>
+      <w:proofErr w:type="spellEnd"/>
+      <w:r>
+        <w:t xml:space="preserve"> temporal (generando el número exacto de periodos esperados), calcula de forma precisa las fracciones de año y asigna rigurosamente los nocionales y cupones a cada una de las patas.</w:t>
+      </w:r>
+    </w:p>
+    <w:p>
+      <w:pPr>
+        <w:pStyle w:val="texto"/>
+        <w:numPr>
+          <w:ilvl w:val="0"/>
+          <w:numId w:val="20"/>
+        </w:numPr>
+        <w:ind w:left="1276"/>
+      </w:pPr>
+      <w:r>
+        <w:rPr>
+          <w:b/>
+          <w:bCs/>
+        </w:rPr>
+        <w:t>test_bootstrapping_ejercicio_3_1_analitico</w:t>
+      </w:r>
+      <w:r>
+        <w:t xml:space="preserve">: </w:t>
+      </w:r>
+      <w:r>
+        <w:t xml:space="preserve">Prueba de integración </w:t>
+      </w:r>
+      <w:proofErr w:type="spellStart"/>
+      <w:r>
+        <w:t>end-to-end</w:t>
+      </w:r>
+      <w:proofErr w:type="spellEnd"/>
+      <w:r>
+        <w:t xml:space="preserve"> del calibrador (</w:t>
+      </w:r>
+      <w:proofErr w:type="spellStart"/>
+      <w:r>
+        <w:t>Bootstrapper</w:t>
+      </w:r>
+      <w:proofErr w:type="spellEnd"/>
+      <w:r>
+        <w:t xml:space="preserve">). Construye una curva de descuento iterando cronológicamente sobre un mapa de instrumentos de mercado (un depósito y tres swaps). A continuación, extrae las tasas cero cupón continuas resultantes y verifica que, bajo esta nueva curva calibrada algorítmicamente, el error de </w:t>
+      </w:r>
+      <w:proofErr w:type="spellStart"/>
+      <w:r>
+        <w:t>pricing</w:t>
+      </w:r>
+      <w:proofErr w:type="spellEnd"/>
+      <w:r>
+        <w:t xml:space="preserve"> es nulo, demostrando que todos los instrumentos de calibración cotizan a la par (VPN = 0).</w:t>
+      </w:r>
+    </w:p>
+    <w:p>
+      <w:pPr>
+        <w:pStyle w:val="texto"/>
+      </w:pPr>
+      <w:r>
+        <w:t xml:space="preserve">La ejecución de los </w:t>
+      </w:r>
+      <w:proofErr w:type="spellStart"/>
+      <w:r>
+        <w:t>tests</w:t>
+      </w:r>
+      <w:proofErr w:type="spellEnd"/>
+      <w:r>
+        <w:t xml:space="preserve"> se ve en la siguiente imagen:</w:t>
+      </w:r>
+    </w:p>
+    <w:p>
+      <w:pPr>
+        <w:pStyle w:val="texto"/>
+      </w:pPr>
+      <w:r>
+        <w:lastRenderedPageBreak/>
+        <w:drawing>
+          <wp:inline distT="0" distB="0" distL="0" distR="0" wp14:anchorId="637B45B9" wp14:editId="57D452F0">
+            <wp:extent cx="5218818" cy="845820"/>
+            <wp:effectExtent l="0" t="0" r="1270" b="0"/>
+            <wp:docPr id="279398037" name="Imagen 1"/>
+            <wp:cNvGraphicFramePr>
+              <a:graphicFrameLocks xmlns:a="http://schemas.openxmlformats.org/drawingml/2006/main" noChangeAspect="1"/>
+            </wp:cNvGraphicFramePr>
+            <a:graphic xmlns:a="http://schemas.openxmlformats.org/drawingml/2006/main">
+              <a:graphicData uri="http://schemas.openxmlformats.org/drawingml/2006/picture">
+                <pic:pic xmlns:pic="http://schemas.openxmlformats.org/drawingml/2006/picture">
+                  <pic:nvPicPr>
+                    <pic:cNvPr id="279398037" name=""/>
+                    <pic:cNvPicPr/>
+                  </pic:nvPicPr>
+                  <pic:blipFill>
+                    <a:blip r:embed="rId18"/>
+                    <a:stretch>
+                      <a:fillRect/>
+                    </a:stretch>
+                  </pic:blipFill>
+                  <pic:spPr>
+                    <a:xfrm>
+                      <a:off x="0" y="0"/>
+                      <a:ext cx="5282484" cy="856138"/>
+                    </a:xfrm>
+                    <a:prstGeom prst="rect">
+                      <a:avLst/>
+                    </a:prstGeom>
+                  </pic:spPr>
+                </pic:pic>
+              </a:graphicData>
+            </a:graphic>
+          </wp:inline>
+        </w:drawing>
+      </w:r>
+    </w:p>
+    <w:p>
+      <w:pPr>
+        <w:pStyle w:val="Ttulo1"/>
+      </w:pPr>
+      <w:r>
+        <w:t>Conclusiones</w:t>
+      </w:r>
+    </w:p>
+    <w:p>
+      <w:pPr>
+        <w:pStyle w:val="texto"/>
+        <w:rPr>
+          <w:color w:val="auto"/>
+          <w:sz w:val="24"/>
+        </w:rPr>
+      </w:pPr>
+      <w:r>
+        <w:t xml:space="preserve">El proyecto ha dado como resultado una arquitectura técnica sólida y funcional para la valoración de instrumentos financieros y la construcción de curvas de tipos. La estructura del código </w:t>
+      </w:r>
+      <w:r>
+        <w:t>tiene una</w:t>
+      </w:r>
+      <w:r>
+        <w:t xml:space="preserve"> clara separación de responsabilidades, donde el desacoplamiento entre el motor matemático, la gestión de fechas y la jerarquía de instrumentos permite una gestión eficiente de flujos de caja y tipos forward. El uso de patrones de diseño como la factoría para el ensamblaje de Swaps y la sobrecarga de operadores para el algoritmo de </w:t>
+      </w:r>
+      <w:proofErr w:type="spellStart"/>
+      <w:r>
+        <w:t>bootstrapping</w:t>
+      </w:r>
+      <w:proofErr w:type="spellEnd"/>
+      <w:r>
+        <w:t xml:space="preserve"> garantiza que el sistema sea modular y fácilmente extensible.</w:t>
+      </w:r>
+    </w:p>
+    <w:p>
+      <w:pPr>
+        <w:pStyle w:val="texto"/>
+      </w:pPr>
+      <w:r>
+        <w:t xml:space="preserve">La fiabilidad del motor de cálculo ha quedado contrastada mediante la validación de los algoritmos de resolución numérica y la precisión en la obtención de la TIR. El sistema demuestra una consistencia matemática total al verificar que, tras el proceso de calibración, los instrumentos de mercado cotizan con un Valor Presente Neto nulo, lo que confirma la correcta implementación de las fórmulas de descuento y capitalización. Finalmente, </w:t>
+      </w:r>
+      <w:r>
+        <w:t>gracias a los</w:t>
+      </w:r>
+      <w:r>
+        <w:t xml:space="preserve"> </w:t>
+      </w:r>
+      <w:proofErr w:type="spellStart"/>
+      <w:r>
+        <w:t>tests</w:t>
+      </w:r>
+      <w:proofErr w:type="spellEnd"/>
+      <w:r>
+        <w:t xml:space="preserve"> unitarios</w:t>
+      </w:r>
+      <w:r>
+        <w:t>,</w:t>
+      </w:r>
+      <w:r>
+        <w:t xml:space="preserve"> asegura</w:t>
+      </w:r>
+      <w:r>
+        <w:t>mos</w:t>
+      </w:r>
+      <w:r>
+        <w:t xml:space="preserve"> la integridad técnica de cada módulo, consolidando una base de código robusta capaz de operar con precisión en escenarios de valoración complejos.</w:t>
+      </w:r>
+    </w:p>
+    <w:p>
+      <w:pPr>
+        <w:pStyle w:val="texto"/>
+      </w:pPr>
+    </w:p>
+    <w:p>
+      <w:pPr>
+        <w:pStyle w:val="texto"/>
       </w:pPr>
     </w:p>
     <w:sectPr>
-      <w:headerReference w:type="even" r:id="rId15"/>
-      <w:headerReference w:type="default" r:id="rId16"/>
-      <w:footerReference w:type="even" r:id="rId17"/>
-      <w:footerReference w:type="default" r:id="rId18"/>
-      <w:headerReference w:type="first" r:id="rId19"/>
+      <w:headerReference w:type="even" r:id="rId19"/>
+      <w:headerReference w:type="default" r:id="rId20"/>
+      <w:footerReference w:type="even" r:id="rId21"/>
+      <w:footerReference w:type="default" r:id="rId22"/>
+      <w:headerReference w:type="first" r:id="rId23"/>
       <w:pgSz w:w="11906" w:h="16838"/>
       <w:pgMar w:top="2122" w:right="1130" w:bottom="893" w:left="1274" w:header="708" w:footer="720" w:gutter="0"/>
       <w:pgNumType w:start="0"/>
@@ -3925,6 +5391,119 @@
 <file path=word/numbering.xml><?xml version="1.0" encoding="utf-8"?>
 <w:numbering xmlns:wpc="http://schemas.microsoft.com/office/word/2010/wordprocessingCanvas" xmlns:cx="http://schemas.microsoft.com/office/drawing/2014/chartex" xmlns:cx1="http://schemas.microsoft.com/office/drawing/2015/9/8/chartex" xmlns:cx2="http://schemas.microsoft.com/office/drawing/2015/10/21/chartex" xmlns:cx3="http://schemas.microsoft.com/office/drawing/2016/5/9/chartex" xmlns:cx4="http://schemas.microsoft.com/office/drawing/2016/5/10/chartex" xmlns:cx5="http://schemas.microsoft.com/office/drawing/2016/5/11/chartex" xmlns:cx6="http://schemas.microsoft.com/office/drawing/2016/5/12/chartex" xmlns:cx7="http://schemas.microsoft.com/office/drawing/2016/5/13/chartex" xmlns:cx8="http://schemas.microsoft.com/office/drawing/2016/5/14/chartex" xmlns:mc="http://schemas.openxmlformats.org/markup-compatibility/2006" xmlns:aink="http://schemas.microsoft.com/office/drawing/2016/ink" xmlns:am3d="http://schemas.microsoft.com/office/drawing/2017/model3d" xmlns:o="urn:schemas-microsoft-com:office:office" xmlns:oel="http://schemas.microsoft.com/office/2019/extlst" xmlns:r="http://schemas.openxmlformats.org/officeDocument/2006/relationships" xmlns:m="http://schemas.openxmlformats.org/officeDocument/2006/math" xmlns:v="urn:schemas-microsoft-com:vml" xmlns:wp14="http://schemas.microsoft.com/office/word/2010/wordprocessingDrawing" xmlns:wp="http://schemas.openxmlformats.org/drawingml/2006/wordprocessingDrawing" xmlns:w10="urn:schemas-microsoft-com:office:word" xmlns:w="http://schemas.openxmlformats.org/wordprocessingml/2006/main" xmlns:w14="http://schemas.microsoft.com/office/word/2010/wordml" xmlns:w15="http://schemas.microsoft.com/office/word/2012/wordml" xmlns:w16cex="http://schemas.microsoft.com/office/word/2018/wordml/cex" xmlns:w16cid="http://schemas.microsoft.com/office/word/2016/wordml/cid" xmlns:w16="http://schemas.microsoft.com/office/word/2018/wordml" xmlns:w16du="http://schemas.microsoft.com/office/word/2023/wordml/word16du" xmlns:w16sdtdh="http://schemas.microsoft.com/office/word/2020/wordml/sdtdatahash" xmlns:w16sdtfl="http://schemas.microsoft.com/office/word/2024/wordml/sdtformatlock" xmlns:w16se="http://schemas.microsoft.com/office/word/2015/wordml/symex" xmlns:wpg="http://schemas.microsoft.com/office/word/2010/wordprocessingGroup" xmlns:wpi="http://schemas.microsoft.com/office/word/2010/wordprocessingInk" xmlns:wne="http://schemas.microsoft.com/office/word/2006/wordml" xmlns:wps="http://schemas.microsoft.com/office/word/2010/wordprocessingShape" mc:Ignorable="w14 w15 w16se w16cid w16 w16cex w16sdtdh w16sdtfl w16du wp14">
   <w:abstractNum w:abstractNumId="0" w15:restartNumberingAfterBreak="0">
+    <w:nsid w:val="015847A1"/>
+    <w:multiLevelType w:val="hybridMultilevel"/>
+    <w:tmpl w:val="76306B74"/>
+    <w:lvl w:ilvl="0" w:tplc="0C0A0001">
+      <w:start w:val="1"/>
+      <w:numFmt w:val="bullet"/>
+      <w:lvlText w:val=""/>
+      <w:lvlJc w:val="left"/>
+      <w:pPr>
+        <w:ind w:left="1542" w:hanging="360"/>
+      </w:pPr>
+      <w:rPr>
+        <w:rFonts w:ascii="Symbol" w:hAnsi="Symbol" w:hint="default"/>
+      </w:rPr>
+    </w:lvl>
+    <w:lvl w:ilvl="1" w:tplc="0C0A0003" w:tentative="1">
+      <w:start w:val="1"/>
+      <w:numFmt w:val="bullet"/>
+      <w:lvlText w:val="o"/>
+      <w:lvlJc w:val="left"/>
+      <w:pPr>
+        <w:ind w:left="2262" w:hanging="360"/>
+      </w:pPr>
+      <w:rPr>
+        <w:rFonts w:ascii="Courier New" w:hAnsi="Courier New" w:cs="Courier New" w:hint="default"/>
+      </w:rPr>
+    </w:lvl>
+    <w:lvl w:ilvl="2" w:tplc="0C0A0005" w:tentative="1">
+      <w:start w:val="1"/>
+      <w:numFmt w:val="bullet"/>
+      <w:lvlText w:val=""/>
+      <w:lvlJc w:val="left"/>
+      <w:pPr>
+        <w:ind w:left="2982" w:hanging="360"/>
+      </w:pPr>
+      <w:rPr>
+        <w:rFonts w:ascii="Wingdings" w:hAnsi="Wingdings" w:hint="default"/>
+      </w:rPr>
+    </w:lvl>
+    <w:lvl w:ilvl="3" w:tplc="0C0A0001" w:tentative="1">
+      <w:start w:val="1"/>
+      <w:numFmt w:val="bullet"/>
+      <w:lvlText w:val=""/>
+      <w:lvlJc w:val="left"/>
+      <w:pPr>
+        <w:ind w:left="3702" w:hanging="360"/>
+      </w:pPr>
+      <w:rPr>
+        <w:rFonts w:ascii="Symbol" w:hAnsi="Symbol" w:hint="default"/>
+      </w:rPr>
+    </w:lvl>
+    <w:lvl w:ilvl="4" w:tplc="0C0A0003" w:tentative="1">
+      <w:start w:val="1"/>
+      <w:numFmt w:val="bullet"/>
+      <w:lvlText w:val="o"/>
+      <w:lvlJc w:val="left"/>
+      <w:pPr>
+        <w:ind w:left="4422" w:hanging="360"/>
+      </w:pPr>
+      <w:rPr>
+        <w:rFonts w:ascii="Courier New" w:hAnsi="Courier New" w:cs="Courier New" w:hint="default"/>
+      </w:rPr>
+    </w:lvl>
+    <w:lvl w:ilvl="5" w:tplc="0C0A0005" w:tentative="1">
+      <w:start w:val="1"/>
+      <w:numFmt w:val="bullet"/>
+      <w:lvlText w:val=""/>
+      <w:lvlJc w:val="left"/>
+      <w:pPr>
+        <w:ind w:left="5142" w:hanging="360"/>
+      </w:pPr>
+      <w:rPr>
+        <w:rFonts w:ascii="Wingdings" w:hAnsi="Wingdings" w:hint="default"/>
+      </w:rPr>
+    </w:lvl>
+    <w:lvl w:ilvl="6" w:tplc="0C0A0001" w:tentative="1">
+      <w:start w:val="1"/>
+      <w:numFmt w:val="bullet"/>
+      <w:lvlText w:val=""/>
+      <w:lvlJc w:val="left"/>
+      <w:pPr>
+        <w:ind w:left="5862" w:hanging="360"/>
+      </w:pPr>
+      <w:rPr>
+        <w:rFonts w:ascii="Symbol" w:hAnsi="Symbol" w:hint="default"/>
+      </w:rPr>
+    </w:lvl>
+    <w:lvl w:ilvl="7" w:tplc="0C0A0003" w:tentative="1">
+      <w:start w:val="1"/>
+      <w:numFmt w:val="bullet"/>
+      <w:lvlText w:val="o"/>
+      <w:lvlJc w:val="left"/>
+      <w:pPr>
+        <w:ind w:left="6582" w:hanging="360"/>
+      </w:pPr>
+      <w:rPr>
+        <w:rFonts w:ascii="Courier New" w:hAnsi="Courier New" w:cs="Courier New" w:hint="default"/>
+      </w:rPr>
+    </w:lvl>
+    <w:lvl w:ilvl="8" w:tplc="0C0A0005" w:tentative="1">
+      <w:start w:val="1"/>
+      <w:numFmt w:val="bullet"/>
+      <w:lvlText w:val=""/>
+      <w:lvlJc w:val="left"/>
+      <w:pPr>
+        <w:ind w:left="7302" w:hanging="360"/>
+      </w:pPr>
+      <w:rPr>
+        <w:rFonts w:ascii="Wingdings" w:hAnsi="Wingdings" w:hint="default"/>
+      </w:rPr>
+    </w:lvl>
+  </w:abstractNum>
+  <w:abstractNum w:abstractNumId="1" w15:restartNumberingAfterBreak="0">
     <w:nsid w:val="04276962"/>
     <w:multiLevelType w:val="hybridMultilevel"/>
     <w:tmpl w:val="4ADEAC46"/>
@@ -4037,7 +5616,7 @@
       </w:rPr>
     </w:lvl>
   </w:abstractNum>
-  <w:abstractNum w:abstractNumId="1" w15:restartNumberingAfterBreak="0">
+  <w:abstractNum w:abstractNumId="2" w15:restartNumberingAfterBreak="0">
     <w:nsid w:val="058C041B"/>
     <w:multiLevelType w:val="hybridMultilevel"/>
     <w:tmpl w:val="81947810"/>
@@ -4149,7 +5728,7 @@
       </w:rPr>
     </w:lvl>
   </w:abstractNum>
-  <w:abstractNum w:abstractNumId="2" w15:restartNumberingAfterBreak="0">
+  <w:abstractNum w:abstractNumId="3" w15:restartNumberingAfterBreak="0">
     <w:nsid w:val="0B0604E3"/>
     <w:multiLevelType w:val="multilevel"/>
     <w:tmpl w:val="4F34ECCE"/>
@@ -4235,7 +5814,7 @@
       </w:pPr>
     </w:lvl>
   </w:abstractNum>
-  <w:abstractNum w:abstractNumId="3" w15:restartNumberingAfterBreak="0">
+  <w:abstractNum w:abstractNumId="4" w15:restartNumberingAfterBreak="0">
     <w:nsid w:val="125335BD"/>
     <w:multiLevelType w:val="hybridMultilevel"/>
     <w:tmpl w:val="97A86D24"/>
@@ -4348,7 +5927,644 @@
       </w:rPr>
     </w:lvl>
   </w:abstractNum>
-  <w:abstractNum w:abstractNumId="4" w15:restartNumberingAfterBreak="0">
+  <w:abstractNum w:abstractNumId="5" w15:restartNumberingAfterBreak="0">
+    <w:nsid w:val="16A01ED4"/>
+    <w:multiLevelType w:val="hybridMultilevel"/>
+    <w:tmpl w:val="9FFE748C"/>
+    <w:lvl w:ilvl="0" w:tplc="0C0A0001">
+      <w:start w:val="1"/>
+      <w:numFmt w:val="bullet"/>
+      <w:lvlText w:val=""/>
+      <w:lvlJc w:val="left"/>
+      <w:pPr>
+        <w:ind w:left="1542" w:hanging="360"/>
+      </w:pPr>
+      <w:rPr>
+        <w:rFonts w:ascii="Symbol" w:hAnsi="Symbol" w:hint="default"/>
+      </w:rPr>
+    </w:lvl>
+    <w:lvl w:ilvl="1" w:tplc="0C0A0003" w:tentative="1">
+      <w:start w:val="1"/>
+      <w:numFmt w:val="bullet"/>
+      <w:lvlText w:val="o"/>
+      <w:lvlJc w:val="left"/>
+      <w:pPr>
+        <w:ind w:left="2262" w:hanging="360"/>
+      </w:pPr>
+      <w:rPr>
+        <w:rFonts w:ascii="Courier New" w:hAnsi="Courier New" w:cs="Courier New" w:hint="default"/>
+      </w:rPr>
+    </w:lvl>
+    <w:lvl w:ilvl="2" w:tplc="0C0A0005" w:tentative="1">
+      <w:start w:val="1"/>
+      <w:numFmt w:val="bullet"/>
+      <w:lvlText w:val=""/>
+      <w:lvlJc w:val="left"/>
+      <w:pPr>
+        <w:ind w:left="2982" w:hanging="360"/>
+      </w:pPr>
+      <w:rPr>
+        <w:rFonts w:ascii="Wingdings" w:hAnsi="Wingdings" w:hint="default"/>
+      </w:rPr>
+    </w:lvl>
+    <w:lvl w:ilvl="3" w:tplc="0C0A0001" w:tentative="1">
+      <w:start w:val="1"/>
+      <w:numFmt w:val="bullet"/>
+      <w:lvlText w:val=""/>
+      <w:lvlJc w:val="left"/>
+      <w:pPr>
+        <w:ind w:left="3702" w:hanging="360"/>
+      </w:pPr>
+      <w:rPr>
+        <w:rFonts w:ascii="Symbol" w:hAnsi="Symbol" w:hint="default"/>
+      </w:rPr>
+    </w:lvl>
+    <w:lvl w:ilvl="4" w:tplc="0C0A0003" w:tentative="1">
+      <w:start w:val="1"/>
+      <w:numFmt w:val="bullet"/>
+      <w:lvlText w:val="o"/>
+      <w:lvlJc w:val="left"/>
+      <w:pPr>
+        <w:ind w:left="4422" w:hanging="360"/>
+      </w:pPr>
+      <w:rPr>
+        <w:rFonts w:ascii="Courier New" w:hAnsi="Courier New" w:cs="Courier New" w:hint="default"/>
+      </w:rPr>
+    </w:lvl>
+    <w:lvl w:ilvl="5" w:tplc="0C0A0005" w:tentative="1">
+      <w:start w:val="1"/>
+      <w:numFmt w:val="bullet"/>
+      <w:lvlText w:val=""/>
+      <w:lvlJc w:val="left"/>
+      <w:pPr>
+        <w:ind w:left="5142" w:hanging="360"/>
+      </w:pPr>
+      <w:rPr>
+        <w:rFonts w:ascii="Wingdings" w:hAnsi="Wingdings" w:hint="default"/>
+      </w:rPr>
+    </w:lvl>
+    <w:lvl w:ilvl="6" w:tplc="0C0A0001" w:tentative="1">
+      <w:start w:val="1"/>
+      <w:numFmt w:val="bullet"/>
+      <w:lvlText w:val=""/>
+      <w:lvlJc w:val="left"/>
+      <w:pPr>
+        <w:ind w:left="5862" w:hanging="360"/>
+      </w:pPr>
+      <w:rPr>
+        <w:rFonts w:ascii="Symbol" w:hAnsi="Symbol" w:hint="default"/>
+      </w:rPr>
+    </w:lvl>
+    <w:lvl w:ilvl="7" w:tplc="0C0A0003" w:tentative="1">
+      <w:start w:val="1"/>
+      <w:numFmt w:val="bullet"/>
+      <w:lvlText w:val="o"/>
+      <w:lvlJc w:val="left"/>
+      <w:pPr>
+        <w:ind w:left="6582" w:hanging="360"/>
+      </w:pPr>
+      <w:rPr>
+        <w:rFonts w:ascii="Courier New" w:hAnsi="Courier New" w:cs="Courier New" w:hint="default"/>
+      </w:rPr>
+    </w:lvl>
+    <w:lvl w:ilvl="8" w:tplc="0C0A0005" w:tentative="1">
+      <w:start w:val="1"/>
+      <w:numFmt w:val="bullet"/>
+      <w:lvlText w:val=""/>
+      <w:lvlJc w:val="left"/>
+      <w:pPr>
+        <w:ind w:left="7302" w:hanging="360"/>
+      </w:pPr>
+      <w:rPr>
+        <w:rFonts w:ascii="Wingdings" w:hAnsi="Wingdings" w:hint="default"/>
+      </w:rPr>
+    </w:lvl>
+  </w:abstractNum>
+  <w:abstractNum w:abstractNumId="6" w15:restartNumberingAfterBreak="0">
+    <w:nsid w:val="1CB466F1"/>
+    <w:multiLevelType w:val="multilevel"/>
+    <w:tmpl w:val="E570B396"/>
+    <w:lvl w:ilvl="0">
+      <w:start w:val="1"/>
+      <w:numFmt w:val="bullet"/>
+      <w:lvlText w:val=""/>
+      <w:lvlJc w:val="left"/>
+      <w:pPr>
+        <w:tabs>
+          <w:tab w:val="num" w:pos="720"/>
+        </w:tabs>
+        <w:ind w:left="720" w:hanging="360"/>
+      </w:pPr>
+      <w:rPr>
+        <w:rFonts w:ascii="Symbol" w:hAnsi="Symbol" w:hint="default"/>
+        <w:sz w:val="20"/>
+      </w:rPr>
+    </w:lvl>
+    <w:lvl w:ilvl="1" w:tentative="1">
+      <w:start w:val="1"/>
+      <w:numFmt w:val="bullet"/>
+      <w:lvlText w:val="o"/>
+      <w:lvlJc w:val="left"/>
+      <w:pPr>
+        <w:tabs>
+          <w:tab w:val="num" w:pos="1440"/>
+        </w:tabs>
+        <w:ind w:left="1440" w:hanging="360"/>
+      </w:pPr>
+      <w:rPr>
+        <w:rFonts w:ascii="Courier New" w:hAnsi="Courier New" w:hint="default"/>
+        <w:sz w:val="20"/>
+      </w:rPr>
+    </w:lvl>
+    <w:lvl w:ilvl="2" w:tentative="1">
+      <w:start w:val="1"/>
+      <w:numFmt w:val="bullet"/>
+      <w:lvlText w:val=""/>
+      <w:lvlJc w:val="left"/>
+      <w:pPr>
+        <w:tabs>
+          <w:tab w:val="num" w:pos="2160"/>
+        </w:tabs>
+        <w:ind w:left="2160" w:hanging="360"/>
+      </w:pPr>
+      <w:rPr>
+        <w:rFonts w:ascii="Wingdings" w:hAnsi="Wingdings" w:hint="default"/>
+        <w:sz w:val="20"/>
+      </w:rPr>
+    </w:lvl>
+    <w:lvl w:ilvl="3" w:tentative="1">
+      <w:start w:val="1"/>
+      <w:numFmt w:val="bullet"/>
+      <w:lvlText w:val=""/>
+      <w:lvlJc w:val="left"/>
+      <w:pPr>
+        <w:tabs>
+          <w:tab w:val="num" w:pos="2880"/>
+        </w:tabs>
+        <w:ind w:left="2880" w:hanging="360"/>
+      </w:pPr>
+      <w:rPr>
+        <w:rFonts w:ascii="Wingdings" w:hAnsi="Wingdings" w:hint="default"/>
+        <w:sz w:val="20"/>
+      </w:rPr>
+    </w:lvl>
+    <w:lvl w:ilvl="4" w:tentative="1">
+      <w:start w:val="1"/>
+      <w:numFmt w:val="bullet"/>
+      <w:lvlText w:val=""/>
+      <w:lvlJc w:val="left"/>
+      <w:pPr>
+        <w:tabs>
+          <w:tab w:val="num" w:pos="3600"/>
+        </w:tabs>
+        <w:ind w:left="3600" w:hanging="360"/>
+      </w:pPr>
+      <w:rPr>
+        <w:rFonts w:ascii="Wingdings" w:hAnsi="Wingdings" w:hint="default"/>
+        <w:sz w:val="20"/>
+      </w:rPr>
+    </w:lvl>
+    <w:lvl w:ilvl="5" w:tentative="1">
+      <w:start w:val="1"/>
+      <w:numFmt w:val="bullet"/>
+      <w:lvlText w:val=""/>
+      <w:lvlJc w:val="left"/>
+      <w:pPr>
+        <w:tabs>
+          <w:tab w:val="num" w:pos="4320"/>
+        </w:tabs>
+        <w:ind w:left="4320" w:hanging="360"/>
+      </w:pPr>
+      <w:rPr>
+        <w:rFonts w:ascii="Wingdings" w:hAnsi="Wingdings" w:hint="default"/>
+        <w:sz w:val="20"/>
+      </w:rPr>
+    </w:lvl>
+    <w:lvl w:ilvl="6" w:tentative="1">
+      <w:start w:val="1"/>
+      <w:numFmt w:val="bullet"/>
+      <w:lvlText w:val=""/>
+      <w:lvlJc w:val="left"/>
+      <w:pPr>
+        <w:tabs>
+          <w:tab w:val="num" w:pos="5040"/>
+        </w:tabs>
+        <w:ind w:left="5040" w:hanging="360"/>
+      </w:pPr>
+      <w:rPr>
+        <w:rFonts w:ascii="Wingdings" w:hAnsi="Wingdings" w:hint="default"/>
+        <w:sz w:val="20"/>
+      </w:rPr>
+    </w:lvl>
+    <w:lvl w:ilvl="7" w:tentative="1">
+      <w:start w:val="1"/>
+      <w:numFmt w:val="bullet"/>
+      <w:lvlText w:val=""/>
+      <w:lvlJc w:val="left"/>
+      <w:pPr>
+        <w:tabs>
+          <w:tab w:val="num" w:pos="5760"/>
+        </w:tabs>
+        <w:ind w:left="5760" w:hanging="360"/>
+      </w:pPr>
+      <w:rPr>
+        <w:rFonts w:ascii="Wingdings" w:hAnsi="Wingdings" w:hint="default"/>
+        <w:sz w:val="20"/>
+      </w:rPr>
+    </w:lvl>
+    <w:lvl w:ilvl="8" w:tentative="1">
+      <w:start w:val="1"/>
+      <w:numFmt w:val="bullet"/>
+      <w:lvlText w:val=""/>
+      <w:lvlJc w:val="left"/>
+      <w:pPr>
+        <w:tabs>
+          <w:tab w:val="num" w:pos="6480"/>
+        </w:tabs>
+        <w:ind w:left="6480" w:hanging="360"/>
+      </w:pPr>
+      <w:rPr>
+        <w:rFonts w:ascii="Wingdings" w:hAnsi="Wingdings" w:hint="default"/>
+        <w:sz w:val="20"/>
+      </w:rPr>
+    </w:lvl>
+  </w:abstractNum>
+  <w:abstractNum w:abstractNumId="7" w15:restartNumberingAfterBreak="0">
+    <w:nsid w:val="24A46930"/>
+    <w:multiLevelType w:val="hybridMultilevel"/>
+    <w:tmpl w:val="57BE6574"/>
+    <w:lvl w:ilvl="0" w:tplc="0C0A0001">
+      <w:start w:val="1"/>
+      <w:numFmt w:val="bullet"/>
+      <w:lvlText w:val=""/>
+      <w:lvlJc w:val="left"/>
+      <w:pPr>
+        <w:ind w:left="1542" w:hanging="360"/>
+      </w:pPr>
+      <w:rPr>
+        <w:rFonts w:ascii="Symbol" w:hAnsi="Symbol" w:hint="default"/>
+      </w:rPr>
+    </w:lvl>
+    <w:lvl w:ilvl="1" w:tplc="0C0A0003" w:tentative="1">
+      <w:start w:val="1"/>
+      <w:numFmt w:val="bullet"/>
+      <w:lvlText w:val="o"/>
+      <w:lvlJc w:val="left"/>
+      <w:pPr>
+        <w:ind w:left="2262" w:hanging="360"/>
+      </w:pPr>
+      <w:rPr>
+        <w:rFonts w:ascii="Courier New" w:hAnsi="Courier New" w:cs="Courier New" w:hint="default"/>
+      </w:rPr>
+    </w:lvl>
+    <w:lvl w:ilvl="2" w:tplc="0C0A0005" w:tentative="1">
+      <w:start w:val="1"/>
+      <w:numFmt w:val="bullet"/>
+      <w:lvlText w:val=""/>
+      <w:lvlJc w:val="left"/>
+      <w:pPr>
+        <w:ind w:left="2982" w:hanging="360"/>
+      </w:pPr>
+      <w:rPr>
+        <w:rFonts w:ascii="Wingdings" w:hAnsi="Wingdings" w:hint="default"/>
+      </w:rPr>
+    </w:lvl>
+    <w:lvl w:ilvl="3" w:tplc="0C0A0001" w:tentative="1">
+      <w:start w:val="1"/>
+      <w:numFmt w:val="bullet"/>
+      <w:lvlText w:val=""/>
+      <w:lvlJc w:val="left"/>
+      <w:pPr>
+        <w:ind w:left="3702" w:hanging="360"/>
+      </w:pPr>
+      <w:rPr>
+        <w:rFonts w:ascii="Symbol" w:hAnsi="Symbol" w:hint="default"/>
+      </w:rPr>
+    </w:lvl>
+    <w:lvl w:ilvl="4" w:tplc="0C0A0003" w:tentative="1">
+      <w:start w:val="1"/>
+      <w:numFmt w:val="bullet"/>
+      <w:lvlText w:val="o"/>
+      <w:lvlJc w:val="left"/>
+      <w:pPr>
+        <w:ind w:left="4422" w:hanging="360"/>
+      </w:pPr>
+      <w:rPr>
+        <w:rFonts w:ascii="Courier New" w:hAnsi="Courier New" w:cs="Courier New" w:hint="default"/>
+      </w:rPr>
+    </w:lvl>
+    <w:lvl w:ilvl="5" w:tplc="0C0A0005" w:tentative="1">
+      <w:start w:val="1"/>
+      <w:numFmt w:val="bullet"/>
+      <w:lvlText w:val=""/>
+      <w:lvlJc w:val="left"/>
+      <w:pPr>
+        <w:ind w:left="5142" w:hanging="360"/>
+      </w:pPr>
+      <w:rPr>
+        <w:rFonts w:ascii="Wingdings" w:hAnsi="Wingdings" w:hint="default"/>
+      </w:rPr>
+    </w:lvl>
+    <w:lvl w:ilvl="6" w:tplc="0C0A0001" w:tentative="1">
+      <w:start w:val="1"/>
+      <w:numFmt w:val="bullet"/>
+      <w:lvlText w:val=""/>
+      <w:lvlJc w:val="left"/>
+      <w:pPr>
+        <w:ind w:left="5862" w:hanging="360"/>
+      </w:pPr>
+      <w:rPr>
+        <w:rFonts w:ascii="Symbol" w:hAnsi="Symbol" w:hint="default"/>
+      </w:rPr>
+    </w:lvl>
+    <w:lvl w:ilvl="7" w:tplc="0C0A0003" w:tentative="1">
+      <w:start w:val="1"/>
+      <w:numFmt w:val="bullet"/>
+      <w:lvlText w:val="o"/>
+      <w:lvlJc w:val="left"/>
+      <w:pPr>
+        <w:ind w:left="6582" w:hanging="360"/>
+      </w:pPr>
+      <w:rPr>
+        <w:rFonts w:ascii="Courier New" w:hAnsi="Courier New" w:cs="Courier New" w:hint="default"/>
+      </w:rPr>
+    </w:lvl>
+    <w:lvl w:ilvl="8" w:tplc="0C0A0005" w:tentative="1">
+      <w:start w:val="1"/>
+      <w:numFmt w:val="bullet"/>
+      <w:lvlText w:val=""/>
+      <w:lvlJc w:val="left"/>
+      <w:pPr>
+        <w:ind w:left="7302" w:hanging="360"/>
+      </w:pPr>
+      <w:rPr>
+        <w:rFonts w:ascii="Wingdings" w:hAnsi="Wingdings" w:hint="default"/>
+      </w:rPr>
+    </w:lvl>
+  </w:abstractNum>
+  <w:abstractNum w:abstractNumId="8" w15:restartNumberingAfterBreak="0">
+    <w:nsid w:val="2B592462"/>
+    <w:multiLevelType w:val="multilevel"/>
+    <w:tmpl w:val="1C5C4890"/>
+    <w:lvl w:ilvl="0">
+      <w:start w:val="1"/>
+      <w:numFmt w:val="bullet"/>
+      <w:lvlText w:val=""/>
+      <w:lvlJc w:val="left"/>
+      <w:pPr>
+        <w:tabs>
+          <w:tab w:val="num" w:pos="720"/>
+        </w:tabs>
+        <w:ind w:left="720" w:hanging="360"/>
+      </w:pPr>
+      <w:rPr>
+        <w:rFonts w:ascii="Symbol" w:hAnsi="Symbol" w:hint="default"/>
+        <w:sz w:val="20"/>
+      </w:rPr>
+    </w:lvl>
+    <w:lvl w:ilvl="1" w:tentative="1">
+      <w:start w:val="1"/>
+      <w:numFmt w:val="bullet"/>
+      <w:lvlText w:val="o"/>
+      <w:lvlJc w:val="left"/>
+      <w:pPr>
+        <w:tabs>
+          <w:tab w:val="num" w:pos="1440"/>
+        </w:tabs>
+        <w:ind w:left="1440" w:hanging="360"/>
+      </w:pPr>
+      <w:rPr>
+        <w:rFonts w:ascii="Courier New" w:hAnsi="Courier New" w:hint="default"/>
+        <w:sz w:val="20"/>
+      </w:rPr>
+    </w:lvl>
+    <w:lvl w:ilvl="2" w:tentative="1">
+      <w:start w:val="1"/>
+      <w:numFmt w:val="bullet"/>
+      <w:lvlText w:val=""/>
+      <w:lvlJc w:val="left"/>
+      <w:pPr>
+        <w:tabs>
+          <w:tab w:val="num" w:pos="2160"/>
+        </w:tabs>
+        <w:ind w:left="2160" w:hanging="360"/>
+      </w:pPr>
+      <w:rPr>
+        <w:rFonts w:ascii="Wingdings" w:hAnsi="Wingdings" w:hint="default"/>
+        <w:sz w:val="20"/>
+      </w:rPr>
+    </w:lvl>
+    <w:lvl w:ilvl="3" w:tentative="1">
+      <w:start w:val="1"/>
+      <w:numFmt w:val="bullet"/>
+      <w:lvlText w:val=""/>
+      <w:lvlJc w:val="left"/>
+      <w:pPr>
+        <w:tabs>
+          <w:tab w:val="num" w:pos="2880"/>
+        </w:tabs>
+        <w:ind w:left="2880" w:hanging="360"/>
+      </w:pPr>
+      <w:rPr>
+        <w:rFonts w:ascii="Wingdings" w:hAnsi="Wingdings" w:hint="default"/>
+        <w:sz w:val="20"/>
+      </w:rPr>
+    </w:lvl>
+    <w:lvl w:ilvl="4" w:tentative="1">
+      <w:start w:val="1"/>
+      <w:numFmt w:val="bullet"/>
+      <w:lvlText w:val=""/>
+      <w:lvlJc w:val="left"/>
+      <w:pPr>
+        <w:tabs>
+          <w:tab w:val="num" w:pos="3600"/>
+        </w:tabs>
+        <w:ind w:left="3600" w:hanging="360"/>
+      </w:pPr>
+      <w:rPr>
+        <w:rFonts w:ascii="Wingdings" w:hAnsi="Wingdings" w:hint="default"/>
+        <w:sz w:val="20"/>
+      </w:rPr>
+    </w:lvl>
+    <w:lvl w:ilvl="5" w:tentative="1">
+      <w:start w:val="1"/>
+      <w:numFmt w:val="bullet"/>
+      <w:lvlText w:val=""/>
+      <w:lvlJc w:val="left"/>
+      <w:pPr>
+        <w:tabs>
+          <w:tab w:val="num" w:pos="4320"/>
+        </w:tabs>
+        <w:ind w:left="4320" w:hanging="360"/>
+      </w:pPr>
+      <w:rPr>
+        <w:rFonts w:ascii="Wingdings" w:hAnsi="Wingdings" w:hint="default"/>
+        <w:sz w:val="20"/>
+      </w:rPr>
+    </w:lvl>
+    <w:lvl w:ilvl="6" w:tentative="1">
+      <w:start w:val="1"/>
+      <w:numFmt w:val="bullet"/>
+      <w:lvlText w:val=""/>
+      <w:lvlJc w:val="left"/>
+      <w:pPr>
+        <w:tabs>
+          <w:tab w:val="num" w:pos="5040"/>
+        </w:tabs>
+        <w:ind w:left="5040" w:hanging="360"/>
+      </w:pPr>
+      <w:rPr>
+        <w:rFonts w:ascii="Wingdings" w:hAnsi="Wingdings" w:hint="default"/>
+        <w:sz w:val="20"/>
+      </w:rPr>
+    </w:lvl>
+    <w:lvl w:ilvl="7" w:tentative="1">
+      <w:start w:val="1"/>
+      <w:numFmt w:val="bullet"/>
+      <w:lvlText w:val=""/>
+      <w:lvlJc w:val="left"/>
+      <w:pPr>
+        <w:tabs>
+          <w:tab w:val="num" w:pos="5760"/>
+        </w:tabs>
+        <w:ind w:left="5760" w:hanging="360"/>
+      </w:pPr>
+      <w:rPr>
+        <w:rFonts w:ascii="Wingdings" w:hAnsi="Wingdings" w:hint="default"/>
+        <w:sz w:val="20"/>
+      </w:rPr>
+    </w:lvl>
+    <w:lvl w:ilvl="8" w:tentative="1">
+      <w:start w:val="1"/>
+      <w:numFmt w:val="bullet"/>
+      <w:lvlText w:val=""/>
+      <w:lvlJc w:val="left"/>
+      <w:pPr>
+        <w:tabs>
+          <w:tab w:val="num" w:pos="6480"/>
+        </w:tabs>
+        <w:ind w:left="6480" w:hanging="360"/>
+      </w:pPr>
+      <w:rPr>
+        <w:rFonts w:ascii="Wingdings" w:hAnsi="Wingdings" w:hint="default"/>
+        <w:sz w:val="20"/>
+      </w:rPr>
+    </w:lvl>
+  </w:abstractNum>
+  <w:abstractNum w:abstractNumId="9" w15:restartNumberingAfterBreak="0">
+    <w:nsid w:val="30795FFA"/>
+    <w:multiLevelType w:val="hybridMultilevel"/>
+    <w:tmpl w:val="939A1648"/>
+    <w:lvl w:ilvl="0" w:tplc="0C0A0001">
+      <w:start w:val="1"/>
+      <w:numFmt w:val="bullet"/>
+      <w:lvlText w:val=""/>
+      <w:lvlJc w:val="left"/>
+      <w:pPr>
+        <w:ind w:left="1542" w:hanging="360"/>
+      </w:pPr>
+      <w:rPr>
+        <w:rFonts w:ascii="Symbol" w:hAnsi="Symbol" w:hint="default"/>
+      </w:rPr>
+    </w:lvl>
+    <w:lvl w:ilvl="1" w:tplc="0C0A0003" w:tentative="1">
+      <w:start w:val="1"/>
+      <w:numFmt w:val="bullet"/>
+      <w:lvlText w:val="o"/>
+      <w:lvlJc w:val="left"/>
+      <w:pPr>
+        <w:ind w:left="2262" w:hanging="360"/>
+      </w:pPr>
+      <w:rPr>
+        <w:rFonts w:ascii="Courier New" w:hAnsi="Courier New" w:cs="Courier New" w:hint="default"/>
+      </w:rPr>
+    </w:lvl>
+    <w:lvl w:ilvl="2" w:tplc="0C0A0005" w:tentative="1">
+      <w:start w:val="1"/>
+      <w:numFmt w:val="bullet"/>
+      <w:lvlText w:val=""/>
+      <w:lvlJc w:val="left"/>
+      <w:pPr>
+        <w:ind w:left="2982" w:hanging="360"/>
+      </w:pPr>
+      <w:rPr>
+        <w:rFonts w:ascii="Wingdings" w:hAnsi="Wingdings" w:hint="default"/>
+      </w:rPr>
+    </w:lvl>
+    <w:lvl w:ilvl="3" w:tplc="0C0A0001" w:tentative="1">
+      <w:start w:val="1"/>
+      <w:numFmt w:val="bullet"/>
+      <w:lvlText w:val=""/>
+      <w:lvlJc w:val="left"/>
+      <w:pPr>
+        <w:ind w:left="3702" w:hanging="360"/>
+      </w:pPr>
+      <w:rPr>
+        <w:rFonts w:ascii="Symbol" w:hAnsi="Symbol" w:hint="default"/>
+      </w:rPr>
+    </w:lvl>
+    <w:lvl w:ilvl="4" w:tplc="0C0A0003" w:tentative="1">
+      <w:start w:val="1"/>
+      <w:numFmt w:val="bullet"/>
+      <w:lvlText w:val="o"/>
+      <w:lvlJc w:val="left"/>
+      <w:pPr>
+        <w:ind w:left="4422" w:hanging="360"/>
+      </w:pPr>
+      <w:rPr>
+        <w:rFonts w:ascii="Courier New" w:hAnsi="Courier New" w:cs="Courier New" w:hint="default"/>
+      </w:rPr>
+    </w:lvl>
+    <w:lvl w:ilvl="5" w:tplc="0C0A0005" w:tentative="1">
+      <w:start w:val="1"/>
+      <w:numFmt w:val="bullet"/>
+      <w:lvlText w:val=""/>
+      <w:lvlJc w:val="left"/>
+      <w:pPr>
+        <w:ind w:left="5142" w:hanging="360"/>
+      </w:pPr>
+      <w:rPr>
+        <w:rFonts w:ascii="Wingdings" w:hAnsi="Wingdings" w:hint="default"/>
+      </w:rPr>
+    </w:lvl>
+    <w:lvl w:ilvl="6" w:tplc="0C0A0001" w:tentative="1">
+      <w:start w:val="1"/>
+      <w:numFmt w:val="bullet"/>
+      <w:lvlText w:val=""/>
+      <w:lvlJc w:val="left"/>
+      <w:pPr>
+        <w:ind w:left="5862" w:hanging="360"/>
+      </w:pPr>
+      <w:rPr>
+        <w:rFonts w:ascii="Symbol" w:hAnsi="Symbol" w:hint="default"/>
+      </w:rPr>
+    </w:lvl>
+    <w:lvl w:ilvl="7" w:tplc="0C0A0003" w:tentative="1">
+      <w:start w:val="1"/>
+      <w:numFmt w:val="bullet"/>
+      <w:lvlText w:val="o"/>
+      <w:lvlJc w:val="left"/>
+      <w:pPr>
+        <w:ind w:left="6582" w:hanging="360"/>
+      </w:pPr>
+      <w:rPr>
+        <w:rFonts w:ascii="Courier New" w:hAnsi="Courier New" w:cs="Courier New" w:hint="default"/>
+      </w:rPr>
+    </w:lvl>
+    <w:lvl w:ilvl="8" w:tplc="0C0A0005" w:tentative="1">
+      <w:start w:val="1"/>
+      <w:numFmt w:val="bullet"/>
+      <w:lvlText w:val=""/>
+      <w:lvlJc w:val="left"/>
+      <w:pPr>
+        <w:ind w:left="7302" w:hanging="360"/>
+      </w:pPr>
+      <w:rPr>
+        <w:rFonts w:ascii="Wingdings" w:hAnsi="Wingdings" w:hint="default"/>
+      </w:rPr>
+    </w:lvl>
+  </w:abstractNum>
+  <w:abstractNum w:abstractNumId="10" w15:restartNumberingAfterBreak="0">
     <w:nsid w:val="357B7AF3"/>
     <w:multiLevelType w:val="hybridMultilevel"/>
     <w:tmpl w:val="FE665D56"/>
@@ -4460,7 +6676,7 @@
       </w:rPr>
     </w:lvl>
   </w:abstractNum>
-  <w:abstractNum w:abstractNumId="5" w15:restartNumberingAfterBreak="0">
+  <w:abstractNum w:abstractNumId="11" w15:restartNumberingAfterBreak="0">
     <w:nsid w:val="383C2270"/>
     <w:multiLevelType w:val="hybridMultilevel"/>
     <w:tmpl w:val="C76C11AC"/>
@@ -4573,7 +6789,7 @@
       </w:rPr>
     </w:lvl>
   </w:abstractNum>
-  <w:abstractNum w:abstractNumId="6" w15:restartNumberingAfterBreak="0">
+  <w:abstractNum w:abstractNumId="12" w15:restartNumberingAfterBreak="0">
     <w:nsid w:val="466D7A53"/>
     <w:multiLevelType w:val="hybridMultilevel"/>
     <w:tmpl w:val="C9C8948A"/>
@@ -4785,7 +7001,7 @@
       </w:rPr>
     </w:lvl>
   </w:abstractNum>
-  <w:abstractNum w:abstractNumId="7" w15:restartNumberingAfterBreak="0">
+  <w:abstractNum w:abstractNumId="13" w15:restartNumberingAfterBreak="0">
     <w:nsid w:val="49DB1550"/>
     <w:multiLevelType w:val="hybridMultilevel"/>
     <w:tmpl w:val="A83CB2DA"/>
@@ -4997,7 +7213,120 @@
       </w:rPr>
     </w:lvl>
   </w:abstractNum>
-  <w:abstractNum w:abstractNumId="8" w15:restartNumberingAfterBreak="0">
+  <w:abstractNum w:abstractNumId="14" w15:restartNumberingAfterBreak="0">
+    <w:nsid w:val="63B8592D"/>
+    <w:multiLevelType w:val="hybridMultilevel"/>
+    <w:tmpl w:val="96223426"/>
+    <w:lvl w:ilvl="0" w:tplc="0C0A0001">
+      <w:start w:val="1"/>
+      <w:numFmt w:val="bullet"/>
+      <w:lvlText w:val=""/>
+      <w:lvlJc w:val="left"/>
+      <w:pPr>
+        <w:ind w:left="1542" w:hanging="360"/>
+      </w:pPr>
+      <w:rPr>
+        <w:rFonts w:ascii="Symbol" w:hAnsi="Symbol" w:hint="default"/>
+      </w:rPr>
+    </w:lvl>
+    <w:lvl w:ilvl="1" w:tplc="0C0A0003" w:tentative="1">
+      <w:start w:val="1"/>
+      <w:numFmt w:val="bullet"/>
+      <w:lvlText w:val="o"/>
+      <w:lvlJc w:val="left"/>
+      <w:pPr>
+        <w:ind w:left="2262" w:hanging="360"/>
+      </w:pPr>
+      <w:rPr>
+        <w:rFonts w:ascii="Courier New" w:hAnsi="Courier New" w:cs="Courier New" w:hint="default"/>
+      </w:rPr>
+    </w:lvl>
+    <w:lvl w:ilvl="2" w:tplc="0C0A0005" w:tentative="1">
+      <w:start w:val="1"/>
+      <w:numFmt w:val="bullet"/>
+      <w:lvlText w:val=""/>
+      <w:lvlJc w:val="left"/>
+      <w:pPr>
+        <w:ind w:left="2982" w:hanging="360"/>
+      </w:pPr>
+      <w:rPr>
+        <w:rFonts w:ascii="Wingdings" w:hAnsi="Wingdings" w:hint="default"/>
+      </w:rPr>
+    </w:lvl>
+    <w:lvl w:ilvl="3" w:tplc="0C0A0001" w:tentative="1">
+      <w:start w:val="1"/>
+      <w:numFmt w:val="bullet"/>
+      <w:lvlText w:val=""/>
+      <w:lvlJc w:val="left"/>
+      <w:pPr>
+        <w:ind w:left="3702" w:hanging="360"/>
+      </w:pPr>
+      <w:rPr>
+        <w:rFonts w:ascii="Symbol" w:hAnsi="Symbol" w:hint="default"/>
+      </w:rPr>
+    </w:lvl>
+    <w:lvl w:ilvl="4" w:tplc="0C0A0003" w:tentative="1">
+      <w:start w:val="1"/>
+      <w:numFmt w:val="bullet"/>
+      <w:lvlText w:val="o"/>
+      <w:lvlJc w:val="left"/>
+      <w:pPr>
+        <w:ind w:left="4422" w:hanging="360"/>
+      </w:pPr>
+      <w:rPr>
+        <w:rFonts w:ascii="Courier New" w:hAnsi="Courier New" w:cs="Courier New" w:hint="default"/>
+      </w:rPr>
+    </w:lvl>
+    <w:lvl w:ilvl="5" w:tplc="0C0A0005" w:tentative="1">
+      <w:start w:val="1"/>
+      <w:numFmt w:val="bullet"/>
+      <w:lvlText w:val=""/>
+      <w:lvlJc w:val="left"/>
+      <w:pPr>
+        <w:ind w:left="5142" w:hanging="360"/>
+      </w:pPr>
+      <w:rPr>
+        <w:rFonts w:ascii="Wingdings" w:hAnsi="Wingdings" w:hint="default"/>
+      </w:rPr>
+    </w:lvl>
+    <w:lvl w:ilvl="6" w:tplc="0C0A0001" w:tentative="1">
+      <w:start w:val="1"/>
+      <w:numFmt w:val="bullet"/>
+      <w:lvlText w:val=""/>
+      <w:lvlJc w:val="left"/>
+      <w:pPr>
+        <w:ind w:left="5862" w:hanging="360"/>
+      </w:pPr>
+      <w:rPr>
+        <w:rFonts w:ascii="Symbol" w:hAnsi="Symbol" w:hint="default"/>
+      </w:rPr>
+    </w:lvl>
+    <w:lvl w:ilvl="7" w:tplc="0C0A0003" w:tentative="1">
+      <w:start w:val="1"/>
+      <w:numFmt w:val="bullet"/>
+      <w:lvlText w:val="o"/>
+      <w:lvlJc w:val="left"/>
+      <w:pPr>
+        <w:ind w:left="6582" w:hanging="360"/>
+      </w:pPr>
+      <w:rPr>
+        <w:rFonts w:ascii="Courier New" w:hAnsi="Courier New" w:cs="Courier New" w:hint="default"/>
+      </w:rPr>
+    </w:lvl>
+    <w:lvl w:ilvl="8" w:tplc="0C0A0005" w:tentative="1">
+      <w:start w:val="1"/>
+      <w:numFmt w:val="bullet"/>
+      <w:lvlText w:val=""/>
+      <w:lvlJc w:val="left"/>
+      <w:pPr>
+        <w:ind w:left="7302" w:hanging="360"/>
+      </w:pPr>
+      <w:rPr>
+        <w:rFonts w:ascii="Wingdings" w:hAnsi="Wingdings" w:hint="default"/>
+      </w:rPr>
+    </w:lvl>
+  </w:abstractNum>
+  <w:abstractNum w:abstractNumId="15" w15:restartNumberingAfterBreak="0">
     <w:nsid w:val="6CA94BF1"/>
     <w:multiLevelType w:val="hybridMultilevel"/>
     <w:tmpl w:val="4F9EEF76"/>
@@ -5110,7 +7439,7 @@
       </w:rPr>
     </w:lvl>
   </w:abstractNum>
-  <w:abstractNum w:abstractNumId="9" w15:restartNumberingAfterBreak="0">
+  <w:abstractNum w:abstractNumId="16" w15:restartNumberingAfterBreak="0">
     <w:nsid w:val="6EE10E6A"/>
     <w:multiLevelType w:val="hybridMultilevel"/>
     <w:tmpl w:val="D688AF32"/>
@@ -5223,7 +7552,7 @@
       </w:rPr>
     </w:lvl>
   </w:abstractNum>
-  <w:abstractNum w:abstractNumId="10" w15:restartNumberingAfterBreak="0">
+  <w:abstractNum w:abstractNumId="17" w15:restartNumberingAfterBreak="0">
     <w:nsid w:val="75D66104"/>
     <w:multiLevelType w:val="multilevel"/>
     <w:tmpl w:val="0E9486D2"/>
@@ -5318,7 +7647,7 @@
       </w:pPr>
     </w:lvl>
   </w:abstractNum>
-  <w:abstractNum w:abstractNumId="11" w15:restartNumberingAfterBreak="0">
+  <w:abstractNum w:abstractNumId="18" w15:restartNumberingAfterBreak="0">
     <w:nsid w:val="7AA96D73"/>
     <w:multiLevelType w:val="hybridMultilevel"/>
     <w:tmpl w:val="9960A198"/>
@@ -5407,41 +7736,214 @@
       </w:pPr>
     </w:lvl>
   </w:abstractNum>
+  <w:abstractNum w:abstractNumId="19" w15:restartNumberingAfterBreak="0">
+    <w:nsid w:val="7D1A31BE"/>
+    <w:multiLevelType w:val="multilevel"/>
+    <w:tmpl w:val="24A06030"/>
+    <w:lvl w:ilvl="0">
+      <w:start w:val="1"/>
+      <w:numFmt w:val="bullet"/>
+      <w:lvlText w:val=""/>
+      <w:lvlJc w:val="left"/>
+      <w:pPr>
+        <w:tabs>
+          <w:tab w:val="num" w:pos="720"/>
+        </w:tabs>
+        <w:ind w:left="720" w:hanging="360"/>
+      </w:pPr>
+      <w:rPr>
+        <w:rFonts w:ascii="Symbol" w:hAnsi="Symbol" w:hint="default"/>
+        <w:sz w:val="20"/>
+      </w:rPr>
+    </w:lvl>
+    <w:lvl w:ilvl="1" w:tentative="1">
+      <w:start w:val="1"/>
+      <w:numFmt w:val="bullet"/>
+      <w:lvlText w:val="o"/>
+      <w:lvlJc w:val="left"/>
+      <w:pPr>
+        <w:tabs>
+          <w:tab w:val="num" w:pos="1440"/>
+        </w:tabs>
+        <w:ind w:left="1440" w:hanging="360"/>
+      </w:pPr>
+      <w:rPr>
+        <w:rFonts w:ascii="Courier New" w:hAnsi="Courier New" w:hint="default"/>
+        <w:sz w:val="20"/>
+      </w:rPr>
+    </w:lvl>
+    <w:lvl w:ilvl="2" w:tentative="1">
+      <w:start w:val="1"/>
+      <w:numFmt w:val="bullet"/>
+      <w:lvlText w:val=""/>
+      <w:lvlJc w:val="left"/>
+      <w:pPr>
+        <w:tabs>
+          <w:tab w:val="num" w:pos="2160"/>
+        </w:tabs>
+        <w:ind w:left="2160" w:hanging="360"/>
+      </w:pPr>
+      <w:rPr>
+        <w:rFonts w:ascii="Wingdings" w:hAnsi="Wingdings" w:hint="default"/>
+        <w:sz w:val="20"/>
+      </w:rPr>
+    </w:lvl>
+    <w:lvl w:ilvl="3" w:tentative="1">
+      <w:start w:val="1"/>
+      <w:numFmt w:val="bullet"/>
+      <w:lvlText w:val=""/>
+      <w:lvlJc w:val="left"/>
+      <w:pPr>
+        <w:tabs>
+          <w:tab w:val="num" w:pos="2880"/>
+        </w:tabs>
+        <w:ind w:left="2880" w:hanging="360"/>
+      </w:pPr>
+      <w:rPr>
+        <w:rFonts w:ascii="Wingdings" w:hAnsi="Wingdings" w:hint="default"/>
+        <w:sz w:val="20"/>
+      </w:rPr>
+    </w:lvl>
+    <w:lvl w:ilvl="4" w:tentative="1">
+      <w:start w:val="1"/>
+      <w:numFmt w:val="bullet"/>
+      <w:lvlText w:val=""/>
+      <w:lvlJc w:val="left"/>
+      <w:pPr>
+        <w:tabs>
+          <w:tab w:val="num" w:pos="3600"/>
+        </w:tabs>
+        <w:ind w:left="3600" w:hanging="360"/>
+      </w:pPr>
+      <w:rPr>
+        <w:rFonts w:ascii="Wingdings" w:hAnsi="Wingdings" w:hint="default"/>
+        <w:sz w:val="20"/>
+      </w:rPr>
+    </w:lvl>
+    <w:lvl w:ilvl="5" w:tentative="1">
+      <w:start w:val="1"/>
+      <w:numFmt w:val="bullet"/>
+      <w:lvlText w:val=""/>
+      <w:lvlJc w:val="left"/>
+      <w:pPr>
+        <w:tabs>
+          <w:tab w:val="num" w:pos="4320"/>
+        </w:tabs>
+        <w:ind w:left="4320" w:hanging="360"/>
+      </w:pPr>
+      <w:rPr>
+        <w:rFonts w:ascii="Wingdings" w:hAnsi="Wingdings" w:hint="default"/>
+        <w:sz w:val="20"/>
+      </w:rPr>
+    </w:lvl>
+    <w:lvl w:ilvl="6" w:tentative="1">
+      <w:start w:val="1"/>
+      <w:numFmt w:val="bullet"/>
+      <w:lvlText w:val=""/>
+      <w:lvlJc w:val="left"/>
+      <w:pPr>
+        <w:tabs>
+          <w:tab w:val="num" w:pos="5040"/>
+        </w:tabs>
+        <w:ind w:left="5040" w:hanging="360"/>
+      </w:pPr>
+      <w:rPr>
+        <w:rFonts w:ascii="Wingdings" w:hAnsi="Wingdings" w:hint="default"/>
+        <w:sz w:val="20"/>
+      </w:rPr>
+    </w:lvl>
+    <w:lvl w:ilvl="7" w:tentative="1">
+      <w:start w:val="1"/>
+      <w:numFmt w:val="bullet"/>
+      <w:lvlText w:val=""/>
+      <w:lvlJc w:val="left"/>
+      <w:pPr>
+        <w:tabs>
+          <w:tab w:val="num" w:pos="5760"/>
+        </w:tabs>
+        <w:ind w:left="5760" w:hanging="360"/>
+      </w:pPr>
+      <w:rPr>
+        <w:rFonts w:ascii="Wingdings" w:hAnsi="Wingdings" w:hint="default"/>
+        <w:sz w:val="20"/>
+      </w:rPr>
+    </w:lvl>
+    <w:lvl w:ilvl="8" w:tentative="1">
+      <w:start w:val="1"/>
+      <w:numFmt w:val="bullet"/>
+      <w:lvlText w:val=""/>
+      <w:lvlJc w:val="left"/>
+      <w:pPr>
+        <w:tabs>
+          <w:tab w:val="num" w:pos="6480"/>
+        </w:tabs>
+        <w:ind w:left="6480" w:hanging="360"/>
+      </w:pPr>
+      <w:rPr>
+        <w:rFonts w:ascii="Wingdings" w:hAnsi="Wingdings" w:hint="default"/>
+        <w:sz w:val="20"/>
+      </w:rPr>
+    </w:lvl>
+  </w:abstractNum>
   <w:num w:numId="1" w16cid:durableId="640959800">
+    <w:abstractNumId w:val="12"/>
+  </w:num>
+  <w:num w:numId="2" w16cid:durableId="1958438906">
+    <w:abstractNumId w:val="13"/>
+  </w:num>
+  <w:num w:numId="3" w16cid:durableId="719791720">
+    <w:abstractNumId w:val="3"/>
+  </w:num>
+  <w:num w:numId="4" w16cid:durableId="478767780">
+    <w:abstractNumId w:val="17"/>
+  </w:num>
+  <w:num w:numId="5" w16cid:durableId="185336030">
+    <w:abstractNumId w:val="1"/>
+  </w:num>
+  <w:num w:numId="6" w16cid:durableId="443505559">
+    <w:abstractNumId w:val="18"/>
+  </w:num>
+  <w:num w:numId="7" w16cid:durableId="1883789556">
+    <w:abstractNumId w:val="2"/>
+  </w:num>
+  <w:num w:numId="8" w16cid:durableId="1723406171">
+    <w:abstractNumId w:val="10"/>
+  </w:num>
+  <w:num w:numId="9" w16cid:durableId="1866600574">
+    <w:abstractNumId w:val="16"/>
+  </w:num>
+  <w:num w:numId="10" w16cid:durableId="784736642">
+    <w:abstractNumId w:val="11"/>
+  </w:num>
+  <w:num w:numId="11" w16cid:durableId="304819830">
+    <w:abstractNumId w:val="4"/>
+  </w:num>
+  <w:num w:numId="12" w16cid:durableId="2078355958">
+    <w:abstractNumId w:val="15"/>
+  </w:num>
+  <w:num w:numId="13" w16cid:durableId="281888635">
     <w:abstractNumId w:val="6"/>
   </w:num>
-  <w:num w:numId="2" w16cid:durableId="1958438906">
+  <w:num w:numId="14" w16cid:durableId="972099815">
+    <w:abstractNumId w:val="5"/>
+  </w:num>
+  <w:num w:numId="15" w16cid:durableId="962343814">
+    <w:abstractNumId w:val="19"/>
+  </w:num>
+  <w:num w:numId="16" w16cid:durableId="1458450192">
+    <w:abstractNumId w:val="9"/>
+  </w:num>
+  <w:num w:numId="17" w16cid:durableId="143200389">
+    <w:abstractNumId w:val="8"/>
+  </w:num>
+  <w:num w:numId="18" w16cid:durableId="1676960597">
+    <w:abstractNumId w:val="0"/>
+  </w:num>
+  <w:num w:numId="19" w16cid:durableId="1949237578">
     <w:abstractNumId w:val="7"/>
   </w:num>
-  <w:num w:numId="3" w16cid:durableId="719791720">
-    <w:abstractNumId w:val="2"/>
-  </w:num>
-  <w:num w:numId="4" w16cid:durableId="478767780">
-    <w:abstractNumId w:val="10"/>
-  </w:num>
-  <w:num w:numId="5" w16cid:durableId="185336030">
-    <w:abstractNumId w:val="0"/>
-  </w:num>
-  <w:num w:numId="6" w16cid:durableId="443505559">
-    <w:abstractNumId w:val="11"/>
-  </w:num>
-  <w:num w:numId="7" w16cid:durableId="1883789556">
-    <w:abstractNumId w:val="1"/>
-  </w:num>
-  <w:num w:numId="8" w16cid:durableId="1723406171">
-    <w:abstractNumId w:val="4"/>
-  </w:num>
-  <w:num w:numId="9" w16cid:durableId="1866600574">
-    <w:abstractNumId w:val="9"/>
-  </w:num>
-  <w:num w:numId="10" w16cid:durableId="784736642">
-    <w:abstractNumId w:val="5"/>
-  </w:num>
-  <w:num w:numId="11" w16cid:durableId="304819830">
-    <w:abstractNumId w:val="3"/>
-  </w:num>
-  <w:num w:numId="12" w16cid:durableId="2078355958">
-    <w:abstractNumId w:val="8"/>
+  <w:num w:numId="20" w16cid:durableId="166335114">
+    <w:abstractNumId w:val="14"/>
   </w:num>
 </w:numbering>
 </file>
@@ -6521,6 +9023,43 @@
       <w:u w:val="single"/>
     </w:rPr>
   </w:style>
+  <w:style w:type="paragraph" w:styleId="NormalWeb">
+    <w:name w:val="Normal (Web)"/>
+    <w:basedOn w:val="Normal"/>
+    <w:uiPriority w:val="99"/>
+    <w:semiHidden/>
+    <w:unhideWhenUsed/>
+    <w:rsid w:val="00044496"/>
+    <w:pPr>
+      <w:spacing w:before="100" w:beforeAutospacing="1" w:after="100" w:afterAutospacing="1" w:line="240" w:lineRule="auto"/>
+      <w:ind w:left="0" w:right="0" w:firstLine="0"/>
+      <w:jc w:val="left"/>
+    </w:pPr>
+    <w:rPr>
+      <w:color w:val="auto"/>
+      <w:kern w:val="0"/>
+      <w:sz w:val="24"/>
+      <w14:ligatures w14:val="none"/>
+    </w:rPr>
+  </w:style>
+  <w:style w:type="character" w:styleId="CdigoHTML">
+    <w:name w:val="HTML Code"/>
+    <w:basedOn w:val="Fuentedeprrafopredeter"/>
+    <w:uiPriority w:val="99"/>
+    <w:semiHidden/>
+    <w:unhideWhenUsed/>
+    <w:rsid w:val="00044496"/>
+    <w:rPr>
+      <w:rFonts w:ascii="Courier New" w:eastAsia="Times New Roman" w:hAnsi="Courier New" w:cs="Courier New"/>
+      <w:sz w:val="20"/>
+      <w:szCs w:val="20"/>
+    </w:rPr>
+  </w:style>
+  <w:style w:type="character" w:customStyle="1" w:styleId="math-inline">
+    <w:name w:val="math-inline"/>
+    <w:basedOn w:val="Fuentedeprrafopredeter"/>
+    <w:rsid w:val="00DA013F"/>
+  </w:style>
 </w:styles>
 </file>
 
